--- a/report/gotham_sequence_hypotheses.docx
+++ b/report/gotham_sequence_hypotheses.docx
@@ -53,9 +53,9 @@
         <w:tblLook w:firstRow="1" w:lastRow="0" w:firstColumn="0" w:lastColumn="0" w:noHBand="0" w:noVBand="0" w:val="0020"/>
       </w:tblPr>
       <w:tblGrid>
-        <w:gridCol w:w="150"/>
-        <w:gridCol w:w="4450"/>
-        <w:gridCol w:w="3318"/>
+        <w:gridCol w:w="133"/>
+        <w:gridCol w:w="3943"/>
+        <w:gridCol w:w="3843"/>
       </w:tblGrid>
       <w:tr>
         <w:trPr>
@@ -512,6 +512,44 @@
             </w:pPr>
             <w:r>
               <w:t xml:space="preserve">Stationary-ergodic first-order result derived; Markov dependence simulation added</w:t>
+            </w:r>
+          </w:p>
+        </w:tc>
+      </w:tr>
+      <w:tr>
+        <w:tc>
+          <w:tcPr/>
+          <w:p>
+            <w:pPr>
+              <w:pStyle w:val="Compact"/>
+              <w:jc w:val="left"/>
+            </w:pPr>
+            <w:r>
+              <w:t xml:space="preserve">H12</w:t>
+            </w:r>
+          </w:p>
+        </w:tc>
+        <w:tc>
+          <w:tcPr/>
+          <w:p>
+            <w:pPr>
+              <w:pStyle w:val="Compact"/>
+              <w:jc w:val="left"/>
+            </w:pPr>
+            <w:r>
+              <w:t xml:space="preserve">Neutral two-state Markov alignment converges to a finite random structural scale with persistence-dependent variance</w:t>
+            </w:r>
+          </w:p>
+        </w:tc>
+        <w:tc>
+          <w:tcPr/>
+          <w:p>
+            <w:pPr>
+              <w:pStyle w:val="Compact"/>
+              <w:jc w:val="left"/>
+            </w:pPr>
+            <w:r>
+              <w:t xml:space="preserve">Neutral-boundary Markov convergence and exact finite-horizon log-variance formula derived and numerically verified</w:t>
             </w:r>
           </w:p>
         </w:tc>
@@ -33776,13 +33814,13 @@
     </w:p>
     <w:bookmarkEnd w:id="74"/>
     <w:bookmarkEnd w:id="75"/>
-    <w:bookmarkStart w:id="76" w:name="additional-plot-features-worth-following"/>
+    <w:bookmarkStart w:id="82" w:name="X232f6e2c751b682f7349d37bf7b872acd6c4760"/>
     <w:p>
       <w:pPr>
         <w:pStyle w:val="Heading1"/>
       </w:pPr>
       <w:r>
-        <w:t xml:space="preserve">Additional Plot Features Worth Following</w:t>
+        <w:t xml:space="preserve">H12. Neutral Markov Dependence Changes the Limiting Scale Distribution, Not Neutrality</w:t>
       </w:r>
     </w:p>
     <w:p>
@@ -33790,7 +33828,3473 @@
         <w:pStyle w:val="FirstParagraph"/>
       </w:pPr>
       <w:r>
-        <w:t xml:space="preserve">The current plots suggest several secondary questions:</w:t>
+        <w:t xml:space="preserve">H11 shows that the first-order polynomial exponent is determined by the stationary marginal value</w:t>
+      </w:r>
+    </w:p>
+    <w:p>
+      <w:pPr>
+        <w:pStyle w:val="BodyText"/>
+      </w:pPr>
+      <m:oMathPara>
+        <m:oMathParaPr>
+          <m:jc m:val="center"/>
+        </m:oMathParaPr>
+        <m:oMath>
+          <m:r>
+            <m:t>E</m:t>
+          </m:r>
+          <m:r>
+            <m:rPr>
+              <m:sty m:val="p"/>
+            </m:rPr>
+            <m:t>[</m:t>
+          </m:r>
+          <m:r>
+            <m:t>h</m:t>
+          </m:r>
+          <m:r>
+            <m:rPr>
+              <m:sty m:val="p"/>
+            </m:rPr>
+            <m:t>(</m:t>
+          </m:r>
+          <m:r>
+            <m:t>C</m:t>
+          </m:r>
+          <m:r>
+            <m:rPr>
+              <m:sty m:val="p"/>
+            </m:rPr>
+            <m:t>)</m:t>
+          </m:r>
+          <m:r>
+            <m:rPr>
+              <m:sty m:val="p"/>
+            </m:rPr>
+            <m:t>]</m:t>
+          </m:r>
+          <m:r>
+            <m:rPr>
+              <m:sty m:val="p"/>
+            </m:rPr>
+            <m:t>.</m:t>
+          </m:r>
+        </m:oMath>
+      </m:oMathPara>
+    </w:p>
+    <w:p>
+      <w:pPr>
+        <w:pStyle w:val="FirstParagraph"/>
+      </w:pPr>
+      <w:r>
+        <w:t xml:space="preserve">The manuscript-critical boundary case is</w:t>
+      </w:r>
+    </w:p>
+    <w:p>
+      <w:pPr>
+        <w:pStyle w:val="BodyText"/>
+      </w:pPr>
+      <m:oMathPara>
+        <m:oMathParaPr>
+          <m:jc m:val="center"/>
+        </m:oMathParaPr>
+        <m:oMath>
+          <m:r>
+            <m:t>E</m:t>
+          </m:r>
+          <m:r>
+            <m:rPr>
+              <m:sty m:val="p"/>
+            </m:rPr>
+            <m:t>[</m:t>
+          </m:r>
+          <m:r>
+            <m:t>h</m:t>
+          </m:r>
+          <m:r>
+            <m:rPr>
+              <m:sty m:val="p"/>
+            </m:rPr>
+            <m:t>(</m:t>
+          </m:r>
+          <m:r>
+            <m:t>C</m:t>
+          </m:r>
+          <m:r>
+            <m:rPr>
+              <m:sty m:val="p"/>
+            </m:rPr>
+            <m:t>)</m:t>
+          </m:r>
+          <m:r>
+            <m:rPr>
+              <m:sty m:val="p"/>
+            </m:rPr>
+            <m:t>]</m:t>
+          </m:r>
+          <m:r>
+            <m:rPr>
+              <m:sty m:val="p"/>
+            </m:rPr>
+            <m:t>=</m:t>
+          </m:r>
+          <m:r>
+            <m:t>0</m:t>
+          </m:r>
+          <m:r>
+            <m:rPr>
+              <m:sty m:val="p"/>
+            </m:rPr>
+            <m:t>.</m:t>
+          </m:r>
+        </m:oMath>
+      </m:oMathPara>
+    </w:p>
+    <w:p>
+      <w:pPr>
+        <w:pStyle w:val="FirstParagraph"/>
+      </w:pPr>
+      <w:r>
+        <w:t xml:space="preserve">Consider two available alignments</w:t>
+      </w:r>
+    </w:p>
+    <w:p>
+      <w:pPr>
+        <w:pStyle w:val="BodyText"/>
+      </w:pPr>
+      <m:oMathPara>
+        <m:oMathParaPr>
+          <m:jc m:val="center"/>
+        </m:oMathParaPr>
+        <m:oMath>
+          <m:sSub>
+            <m:e>
+              <m:r>
+                <m:t>c</m:t>
+              </m:r>
+            </m:e>
+            <m:sub>
+              <m:r>
+                <m:rPr>
+                  <m:sty m:val="p"/>
+                </m:rPr>
+                <m:t>−</m:t>
+              </m:r>
+            </m:sub>
+          </m:sSub>
+          <m:r>
+            <m:rPr>
+              <m:sty m:val="p"/>
+            </m:rPr>
+            <m:t>&lt;</m:t>
+          </m:r>
+          <m:r>
+            <m:t>0</m:t>
+          </m:r>
+          <m:r>
+            <m:rPr>
+              <m:sty m:val="p"/>
+            </m:rPr>
+            <m:t>&lt;</m:t>
+          </m:r>
+          <m:sSub>
+            <m:e>
+              <m:r>
+                <m:t>c</m:t>
+              </m:r>
+            </m:e>
+            <m:sub>
+              <m:r>
+                <m:rPr>
+                  <m:sty m:val="p"/>
+                </m:rPr>
+                <m:t>+</m:t>
+              </m:r>
+            </m:sub>
+          </m:sSub>
+        </m:oMath>
+      </m:oMathPara>
+    </w:p>
+    <w:p>
+      <w:pPr>
+        <w:pStyle w:val="FirstParagraph"/>
+      </w:pPr>
+      <w:r>
+        <w:t xml:space="preserve">with stationary positive-state probability</w:t>
+      </w:r>
+    </w:p>
+    <w:p>
+      <w:pPr>
+        <w:pStyle w:val="BodyText"/>
+      </w:pPr>
+      <m:oMathPara>
+        <m:oMathParaPr>
+          <m:jc m:val="center"/>
+        </m:oMathParaPr>
+        <m:oMath>
+          <m:sSup>
+            <m:e>
+              <m:r>
+                <m:t>p</m:t>
+              </m:r>
+            </m:e>
+            <m:sup>
+              <m:r>
+                <m:rPr>
+                  <m:sty m:val="p"/>
+                </m:rPr>
+                <m:t>*</m:t>
+              </m:r>
+            </m:sup>
+          </m:sSup>
+          <m:r>
+            <m:rPr>
+              <m:sty m:val="p"/>
+            </m:rPr>
+            <m:t>=</m:t>
+          </m:r>
+          <m:f>
+            <m:fPr>
+              <m:type m:val="bar"/>
+            </m:fPr>
+            <m:num>
+              <m:r>
+                <m:rPr>
+                  <m:sty m:val="p"/>
+                </m:rPr>
+                <m:t>−</m:t>
+              </m:r>
+              <m:r>
+                <m:t>h</m:t>
+              </m:r>
+              <m:r>
+                <m:rPr>
+                  <m:sty m:val="p"/>
+                </m:rPr>
+                <m:t>(</m:t>
+              </m:r>
+              <m:sSub>
+                <m:e>
+                  <m:r>
+                    <m:t>c</m:t>
+                  </m:r>
+                </m:e>
+                <m:sub>
+                  <m:r>
+                    <m:rPr>
+                      <m:sty m:val="p"/>
+                    </m:rPr>
+                    <m:t>−</m:t>
+                  </m:r>
+                </m:sub>
+              </m:sSub>
+              <m:r>
+                <m:rPr>
+                  <m:sty m:val="p"/>
+                </m:rPr>
+                <m:t>)</m:t>
+              </m:r>
+            </m:num>
+            <m:den>
+              <m:r>
+                <m:t>h</m:t>
+              </m:r>
+              <m:r>
+                <m:rPr>
+                  <m:sty m:val="p"/>
+                </m:rPr>
+                <m:t>(</m:t>
+              </m:r>
+              <m:sSub>
+                <m:e>
+                  <m:r>
+                    <m:t>c</m:t>
+                  </m:r>
+                </m:e>
+                <m:sub>
+                  <m:r>
+                    <m:rPr>
+                      <m:sty m:val="p"/>
+                    </m:rPr>
+                    <m:t>+</m:t>
+                  </m:r>
+                </m:sub>
+              </m:sSub>
+              <m:r>
+                <m:rPr>
+                  <m:sty m:val="p"/>
+                </m:rPr>
+                <m:t>)</m:t>
+              </m:r>
+              <m:r>
+                <m:rPr>
+                  <m:sty m:val="p"/>
+                </m:rPr>
+                <m:t>−</m:t>
+              </m:r>
+              <m:r>
+                <m:t>h</m:t>
+              </m:r>
+              <m:r>
+                <m:rPr>
+                  <m:sty m:val="p"/>
+                </m:rPr>
+                <m:t>(</m:t>
+              </m:r>
+              <m:sSub>
+                <m:e>
+                  <m:r>
+                    <m:t>c</m:t>
+                  </m:r>
+                </m:e>
+                <m:sub>
+                  <m:r>
+                    <m:rPr>
+                      <m:sty m:val="p"/>
+                    </m:rPr>
+                    <m:t>−</m:t>
+                  </m:r>
+                </m:sub>
+              </m:sSub>
+              <m:r>
+                <m:rPr>
+                  <m:sty m:val="p"/>
+                </m:rPr>
+                <m:t>)</m:t>
+              </m:r>
+            </m:den>
+          </m:f>
+          <m:r>
+            <m:rPr>
+              <m:sty m:val="p"/>
+            </m:rPr>
+            <m:t>.</m:t>
+          </m:r>
+        </m:oMath>
+      </m:oMathPara>
+    </w:p>
+    <w:p>
+      <w:pPr>
+        <w:pStyle w:val="FirstParagraph"/>
+      </w:pPr>
+      <w:r>
+        <w:t xml:space="preserve">By construction,</w:t>
+      </w:r>
+    </w:p>
+    <w:p>
+      <w:pPr>
+        <w:pStyle w:val="BodyText"/>
+      </w:pPr>
+      <m:oMathPara>
+        <m:oMathParaPr>
+          <m:jc m:val="center"/>
+        </m:oMathParaPr>
+        <m:oMath>
+          <m:r>
+            <m:rPr>
+              <m:sty m:val="p"/>
+            </m:rPr>
+            <m:t>(</m:t>
+          </m:r>
+          <m:r>
+            <m:t>1</m:t>
+          </m:r>
+          <m:r>
+            <m:rPr>
+              <m:sty m:val="p"/>
+            </m:rPr>
+            <m:t>−</m:t>
+          </m:r>
+          <m:sSup>
+            <m:e>
+              <m:r>
+                <m:t>p</m:t>
+              </m:r>
+            </m:e>
+            <m:sup>
+              <m:r>
+                <m:rPr>
+                  <m:sty m:val="p"/>
+                </m:rPr>
+                <m:t>*</m:t>
+              </m:r>
+            </m:sup>
+          </m:sSup>
+          <m:r>
+            <m:rPr>
+              <m:sty m:val="p"/>
+            </m:rPr>
+            <m:t>)</m:t>
+          </m:r>
+          <m:r>
+            <m:t>h</m:t>
+          </m:r>
+          <m:r>
+            <m:rPr>
+              <m:sty m:val="p"/>
+            </m:rPr>
+            <m:t>(</m:t>
+          </m:r>
+          <m:sSub>
+            <m:e>
+              <m:r>
+                <m:t>c</m:t>
+              </m:r>
+            </m:e>
+            <m:sub>
+              <m:r>
+                <m:rPr>
+                  <m:sty m:val="p"/>
+                </m:rPr>
+                <m:t>−</m:t>
+              </m:r>
+            </m:sub>
+          </m:sSub>
+          <m:r>
+            <m:rPr>
+              <m:sty m:val="p"/>
+            </m:rPr>
+            <m:t>)</m:t>
+          </m:r>
+          <m:r>
+            <m:rPr>
+              <m:sty m:val="p"/>
+            </m:rPr>
+            <m:t>+</m:t>
+          </m:r>
+          <m:sSup>
+            <m:e>
+              <m:r>
+                <m:t>p</m:t>
+              </m:r>
+            </m:e>
+            <m:sup>
+              <m:r>
+                <m:rPr>
+                  <m:sty m:val="p"/>
+                </m:rPr>
+                <m:t>*</m:t>
+              </m:r>
+            </m:sup>
+          </m:sSup>
+          <m:r>
+            <m:t>h</m:t>
+          </m:r>
+          <m:r>
+            <m:rPr>
+              <m:sty m:val="p"/>
+            </m:rPr>
+            <m:t>(</m:t>
+          </m:r>
+          <m:sSub>
+            <m:e>
+              <m:r>
+                <m:t>c</m:t>
+              </m:r>
+            </m:e>
+            <m:sub>
+              <m:r>
+                <m:rPr>
+                  <m:sty m:val="p"/>
+                </m:rPr>
+                <m:t>+</m:t>
+              </m:r>
+            </m:sub>
+          </m:sSub>
+          <m:r>
+            <m:rPr>
+              <m:sty m:val="p"/>
+            </m:rPr>
+            <m:t>)</m:t>
+          </m:r>
+          <m:r>
+            <m:rPr>
+              <m:sty m:val="p"/>
+            </m:rPr>
+            <m:t>=</m:t>
+          </m:r>
+          <m:r>
+            <m:t>0</m:t>
+          </m:r>
+          <m:r>
+            <m:rPr>
+              <m:sty m:val="p"/>
+            </m:rPr>
+            <m:t>.</m:t>
+          </m:r>
+        </m:oMath>
+      </m:oMathPara>
+    </w:p>
+    <w:p>
+      <w:pPr>
+        <w:pStyle w:val="FirstParagraph"/>
+      </w:pPr>
+      <w:r>
+        <w:t xml:space="preserve">Now let</w:t>
+      </w:r>
+      <w:r>
+        <w:t xml:space="preserve"> </w:t>
+      </w:r>
+      <m:oMath>
+        <m:sSub>
+          <m:e>
+            <m:r>
+              <m:t>C</m:t>
+            </m:r>
+          </m:e>
+          <m:sub>
+            <m:r>
+              <m:t>n</m:t>
+            </m:r>
+          </m:sub>
+        </m:sSub>
+      </m:oMath>
+      <w:r>
+        <w:t xml:space="preserve"> </w:t>
+      </w:r>
+      <w:r>
+        <w:t xml:space="preserve">follow a stationary irreducible two-state Markov chain with this neutral marginal distribution.</w:t>
+      </w:r>
+    </w:p>
+    <w:bookmarkStart w:id="76" w:name="persistence-parameterization"/>
+    <w:p>
+      <w:pPr>
+        <w:pStyle w:val="Heading2"/>
+      </w:pPr>
+      <w:r>
+        <w:t xml:space="preserve">Persistence parameterization</w:t>
+      </w:r>
+    </w:p>
+    <w:p>
+      <w:pPr>
+        <w:pStyle w:val="FirstParagraph"/>
+      </w:pPr>
+      <w:r>
+        <w:t xml:space="preserve">Write</w:t>
+      </w:r>
+      <w:r>
+        <w:t xml:space="preserve"> </w:t>
+      </w:r>
+      <m:oMath>
+        <m:sSub>
+          <m:e>
+            <m:r>
+              <m:t>I</m:t>
+            </m:r>
+          </m:e>
+          <m:sub>
+            <m:r>
+              <m:t>n</m:t>
+            </m:r>
+          </m:sub>
+        </m:sSub>
+        <m:r>
+          <m:rPr>
+            <m:sty m:val="p"/>
+          </m:rPr>
+          <m:t>=</m:t>
+        </m:r>
+        <m:r>
+          <m:t>1</m:t>
+        </m:r>
+      </m:oMath>
+      <w:r>
+        <w:t xml:space="preserve"> </w:t>
+      </w:r>
+      <w:r>
+        <w:t xml:space="preserve">when</w:t>
+      </w:r>
+      <w:r>
+        <w:t xml:space="preserve"> </w:t>
+      </w:r>
+      <m:oMath>
+        <m:sSub>
+          <m:e>
+            <m:r>
+              <m:t>C</m:t>
+            </m:r>
+          </m:e>
+          <m:sub>
+            <m:r>
+              <m:t>n</m:t>
+            </m:r>
+          </m:sub>
+        </m:sSub>
+        <m:r>
+          <m:rPr>
+            <m:sty m:val="p"/>
+          </m:rPr>
+          <m:t>=</m:t>
+        </m:r>
+        <m:sSub>
+          <m:e>
+            <m:r>
+              <m:t>c</m:t>
+            </m:r>
+          </m:e>
+          <m:sub>
+            <m:r>
+              <m:rPr>
+                <m:sty m:val="p"/>
+              </m:rPr>
+              <m:t>+</m:t>
+            </m:r>
+          </m:sub>
+        </m:sSub>
+      </m:oMath>
+      <w:r>
+        <w:t xml:space="preserve"> </w:t>
+      </w:r>
+      <w:r>
+        <w:t xml:space="preserve">and</w:t>
+      </w:r>
+      <w:r>
+        <w:t xml:space="preserve"> </w:t>
+      </w:r>
+      <m:oMath>
+        <m:sSub>
+          <m:e>
+            <m:r>
+              <m:t>I</m:t>
+            </m:r>
+          </m:e>
+          <m:sub>
+            <m:r>
+              <m:t>n</m:t>
+            </m:r>
+          </m:sub>
+        </m:sSub>
+        <m:r>
+          <m:rPr>
+            <m:sty m:val="p"/>
+          </m:rPr>
+          <m:t>=</m:t>
+        </m:r>
+        <m:r>
+          <m:t>0</m:t>
+        </m:r>
+      </m:oMath>
+      <w:r>
+        <w:t xml:space="preserve"> </w:t>
+      </w:r>
+      <w:r>
+        <w:t xml:space="preserve">when</w:t>
+      </w:r>
+      <w:r>
+        <w:t xml:space="preserve"> </w:t>
+      </w:r>
+      <m:oMath>
+        <m:sSub>
+          <m:e>
+            <m:r>
+              <m:t>C</m:t>
+            </m:r>
+          </m:e>
+          <m:sub>
+            <m:r>
+              <m:t>n</m:t>
+            </m:r>
+          </m:sub>
+        </m:sSub>
+        <m:r>
+          <m:rPr>
+            <m:sty m:val="p"/>
+          </m:rPr>
+          <m:t>=</m:t>
+        </m:r>
+        <m:sSub>
+          <m:e>
+            <m:r>
+              <m:t>c</m:t>
+            </m:r>
+          </m:e>
+          <m:sub>
+            <m:r>
+              <m:rPr>
+                <m:sty m:val="p"/>
+              </m:rPr>
+              <m:t>−</m:t>
+            </m:r>
+          </m:sub>
+        </m:sSub>
+      </m:oMath>
+      <w:r>
+        <w:t xml:space="preserve">. Parameterize the chain by its nontrivial eigenvalue</w:t>
+      </w:r>
+      <w:r>
+        <w:t xml:space="preserve"> </w:t>
+      </w:r>
+      <m:oMath>
+        <m:r>
+          <m:t>ρ</m:t>
+        </m:r>
+      </m:oMath>
+      <w:r>
+        <w:t xml:space="preserve">:</w:t>
+      </w:r>
+    </w:p>
+    <w:p>
+      <w:pPr>
+        <w:pStyle w:val="BodyText"/>
+      </w:pPr>
+      <m:oMathPara>
+        <m:oMathParaPr>
+          <m:jc m:val="center"/>
+        </m:oMathParaPr>
+        <m:oMath>
+          <m:r>
+            <m:t>P</m:t>
+          </m:r>
+          <m:r>
+            <m:rPr>
+              <m:sty m:val="p"/>
+            </m:rPr>
+            <m:t>(</m:t>
+          </m:r>
+          <m:sSub>
+            <m:e>
+              <m:r>
+                <m:t>I</m:t>
+              </m:r>
+            </m:e>
+            <m:sub>
+              <m:r>
+                <m:t>n</m:t>
+              </m:r>
+              <m:r>
+                <m:rPr>
+                  <m:sty m:val="p"/>
+                </m:rPr>
+                <m:t>+</m:t>
+              </m:r>
+              <m:r>
+                <m:t>1</m:t>
+              </m:r>
+            </m:sub>
+          </m:sSub>
+          <m:r>
+            <m:rPr>
+              <m:sty m:val="p"/>
+            </m:rPr>
+            <m:t>=</m:t>
+          </m:r>
+          <m:r>
+            <m:t>1</m:t>
+          </m:r>
+          <m:r>
+            <m:rPr>
+              <m:sty m:val="p"/>
+            </m:rPr>
+            <m:t>∣</m:t>
+          </m:r>
+          <m:sSub>
+            <m:e>
+              <m:r>
+                <m:t>I</m:t>
+              </m:r>
+            </m:e>
+            <m:sub>
+              <m:r>
+                <m:t>n</m:t>
+              </m:r>
+            </m:sub>
+          </m:sSub>
+          <m:r>
+            <m:rPr>
+              <m:sty m:val="p"/>
+            </m:rPr>
+            <m:t>=</m:t>
+          </m:r>
+          <m:r>
+            <m:t>1</m:t>
+          </m:r>
+          <m:r>
+            <m:rPr>
+              <m:sty m:val="p"/>
+            </m:rPr>
+            <m:t>)</m:t>
+          </m:r>
+          <m:r>
+            <m:rPr>
+              <m:sty m:val="p"/>
+            </m:rPr>
+            <m:t>=</m:t>
+          </m:r>
+          <m:sSup>
+            <m:e>
+              <m:r>
+                <m:t>p</m:t>
+              </m:r>
+            </m:e>
+            <m:sup>
+              <m:r>
+                <m:rPr>
+                  <m:sty m:val="p"/>
+                </m:rPr>
+                <m:t>*</m:t>
+              </m:r>
+            </m:sup>
+          </m:sSup>
+          <m:r>
+            <m:rPr>
+              <m:sty m:val="p"/>
+            </m:rPr>
+            <m:t>+</m:t>
+          </m:r>
+          <m:r>
+            <m:t>ρ</m:t>
+          </m:r>
+          <m:r>
+            <m:rPr>
+              <m:sty m:val="p"/>
+            </m:rPr>
+            <m:t>(</m:t>
+          </m:r>
+          <m:r>
+            <m:t>1</m:t>
+          </m:r>
+          <m:r>
+            <m:rPr>
+              <m:sty m:val="p"/>
+            </m:rPr>
+            <m:t>−</m:t>
+          </m:r>
+          <m:sSup>
+            <m:e>
+              <m:r>
+                <m:t>p</m:t>
+              </m:r>
+            </m:e>
+            <m:sup>
+              <m:r>
+                <m:rPr>
+                  <m:sty m:val="p"/>
+                </m:rPr>
+                <m:t>*</m:t>
+              </m:r>
+            </m:sup>
+          </m:sSup>
+          <m:r>
+            <m:rPr>
+              <m:sty m:val="p"/>
+            </m:rPr>
+            <m:t>)</m:t>
+          </m:r>
+        </m:oMath>
+      </m:oMathPara>
+    </w:p>
+    <w:p>
+      <w:pPr>
+        <w:pStyle w:val="FirstParagraph"/>
+      </w:pPr>
+      <w:r>
+        <w:t xml:space="preserve">and</w:t>
+      </w:r>
+    </w:p>
+    <w:p>
+      <w:pPr>
+        <w:pStyle w:val="BodyText"/>
+      </w:pPr>
+      <m:oMathPara>
+        <m:oMathParaPr>
+          <m:jc m:val="center"/>
+        </m:oMathParaPr>
+        <m:oMath>
+          <m:r>
+            <m:t>P</m:t>
+          </m:r>
+          <m:r>
+            <m:rPr>
+              <m:sty m:val="p"/>
+            </m:rPr>
+            <m:t>(</m:t>
+          </m:r>
+          <m:sSub>
+            <m:e>
+              <m:r>
+                <m:t>I</m:t>
+              </m:r>
+            </m:e>
+            <m:sub>
+              <m:r>
+                <m:t>n</m:t>
+              </m:r>
+              <m:r>
+                <m:rPr>
+                  <m:sty m:val="p"/>
+                </m:rPr>
+                <m:t>+</m:t>
+              </m:r>
+              <m:r>
+                <m:t>1</m:t>
+              </m:r>
+            </m:sub>
+          </m:sSub>
+          <m:r>
+            <m:rPr>
+              <m:sty m:val="p"/>
+            </m:rPr>
+            <m:t>=</m:t>
+          </m:r>
+          <m:r>
+            <m:t>1</m:t>
+          </m:r>
+          <m:r>
+            <m:rPr>
+              <m:sty m:val="p"/>
+            </m:rPr>
+            <m:t>∣</m:t>
+          </m:r>
+          <m:sSub>
+            <m:e>
+              <m:r>
+                <m:t>I</m:t>
+              </m:r>
+            </m:e>
+            <m:sub>
+              <m:r>
+                <m:t>n</m:t>
+              </m:r>
+            </m:sub>
+          </m:sSub>
+          <m:r>
+            <m:rPr>
+              <m:sty m:val="p"/>
+            </m:rPr>
+            <m:t>=</m:t>
+          </m:r>
+          <m:r>
+            <m:t>0</m:t>
+          </m:r>
+          <m:r>
+            <m:rPr>
+              <m:sty m:val="p"/>
+            </m:rPr>
+            <m:t>)</m:t>
+          </m:r>
+          <m:r>
+            <m:rPr>
+              <m:sty m:val="p"/>
+            </m:rPr>
+            <m:t>=</m:t>
+          </m:r>
+          <m:sSup>
+            <m:e>
+              <m:r>
+                <m:t>p</m:t>
+              </m:r>
+            </m:e>
+            <m:sup>
+              <m:r>
+                <m:rPr>
+                  <m:sty m:val="p"/>
+                </m:rPr>
+                <m:t>*</m:t>
+              </m:r>
+            </m:sup>
+          </m:sSup>
+          <m:r>
+            <m:rPr>
+              <m:sty m:val="p"/>
+            </m:rPr>
+            <m:t>(</m:t>
+          </m:r>
+          <m:r>
+            <m:t>1</m:t>
+          </m:r>
+          <m:r>
+            <m:rPr>
+              <m:sty m:val="p"/>
+            </m:rPr>
+            <m:t>−</m:t>
+          </m:r>
+          <m:r>
+            <m:t>ρ</m:t>
+          </m:r>
+          <m:r>
+            <m:rPr>
+              <m:sty m:val="p"/>
+            </m:rPr>
+            <m:t>)</m:t>
+          </m:r>
+          <m:r>
+            <m:rPr>
+              <m:sty m:val="p"/>
+            </m:rPr>
+            <m:t>.</m:t>
+          </m:r>
+        </m:oMath>
+      </m:oMathPara>
+    </w:p>
+    <w:p>
+      <w:pPr>
+        <w:pStyle w:val="FirstParagraph"/>
+      </w:pPr>
+      <w:r>
+        <w:t xml:space="preserve">The chain is initialized in its stationary distribution.</w:t>
+      </w:r>
+    </w:p>
+    <w:p>
+      <w:pPr>
+        <w:pStyle w:val="BodyText"/>
+      </w:pPr>
+      <w:r>
+        <w:t xml:space="preserve">Then</w:t>
+      </w:r>
+    </w:p>
+    <w:p>
+      <w:pPr>
+        <w:pStyle w:val="BodyText"/>
+      </w:pPr>
+      <m:oMathPara>
+        <m:oMathParaPr>
+          <m:jc m:val="center"/>
+        </m:oMathParaPr>
+        <m:oMath>
+          <m:r>
+            <m:t>E</m:t>
+          </m:r>
+          <m:r>
+            <m:rPr>
+              <m:sty m:val="p"/>
+            </m:rPr>
+            <m:t>[</m:t>
+          </m:r>
+          <m:sSub>
+            <m:e>
+              <m:r>
+                <m:t>I</m:t>
+              </m:r>
+            </m:e>
+            <m:sub>
+              <m:r>
+                <m:t>n</m:t>
+              </m:r>
+            </m:sub>
+          </m:sSub>
+          <m:r>
+            <m:rPr>
+              <m:sty m:val="p"/>
+            </m:rPr>
+            <m:t>]</m:t>
+          </m:r>
+          <m:r>
+            <m:rPr>
+              <m:sty m:val="p"/>
+            </m:rPr>
+            <m:t>=</m:t>
+          </m:r>
+          <m:sSup>
+            <m:e>
+              <m:r>
+                <m:t>p</m:t>
+              </m:r>
+            </m:e>
+            <m:sup>
+              <m:r>
+                <m:rPr>
+                  <m:sty m:val="p"/>
+                </m:rPr>
+                <m:t>*</m:t>
+              </m:r>
+            </m:sup>
+          </m:sSup>
+        </m:oMath>
+      </m:oMathPara>
+    </w:p>
+    <w:p>
+      <w:pPr>
+        <w:pStyle w:val="FirstParagraph"/>
+      </w:pPr>
+      <w:r>
+        <w:t xml:space="preserve">and</w:t>
+      </w:r>
+    </w:p>
+    <w:p>
+      <w:pPr>
+        <w:pStyle w:val="BodyText"/>
+      </w:pPr>
+      <m:oMathPara>
+        <m:oMathParaPr>
+          <m:jc m:val="center"/>
+        </m:oMathParaPr>
+        <m:oMath>
+          <m:r>
+            <m:rPr>
+              <m:sty m:val="p"/>
+            </m:rPr>
+            <m:t>Cov</m:t>
+          </m:r>
+          <m:r>
+            <m:rPr>
+              <m:sty m:val="p"/>
+            </m:rPr>
+            <m:t>(</m:t>
+          </m:r>
+          <m:sSub>
+            <m:e>
+              <m:r>
+                <m:t>I</m:t>
+              </m:r>
+            </m:e>
+            <m:sub>
+              <m:r>
+                <m:t>n</m:t>
+              </m:r>
+            </m:sub>
+          </m:sSub>
+          <m:r>
+            <m:rPr>
+              <m:sty m:val="p"/>
+            </m:rPr>
+            <m:t>,</m:t>
+          </m:r>
+          <m:sSub>
+            <m:e>
+              <m:r>
+                <m:t>I</m:t>
+              </m:r>
+            </m:e>
+            <m:sub>
+              <m:r>
+                <m:t>n</m:t>
+              </m:r>
+              <m:r>
+                <m:rPr>
+                  <m:sty m:val="p"/>
+                </m:rPr>
+                <m:t>+</m:t>
+              </m:r>
+              <m:r>
+                <m:t>k</m:t>
+              </m:r>
+            </m:sub>
+          </m:sSub>
+          <m:r>
+            <m:rPr>
+              <m:sty m:val="p"/>
+            </m:rPr>
+            <m:t>)</m:t>
+          </m:r>
+          <m:r>
+            <m:rPr>
+              <m:sty m:val="p"/>
+            </m:rPr>
+            <m:t>=</m:t>
+          </m:r>
+          <m:sSup>
+            <m:e>
+              <m:r>
+                <m:t>p</m:t>
+              </m:r>
+            </m:e>
+            <m:sup>
+              <m:r>
+                <m:rPr>
+                  <m:sty m:val="p"/>
+                </m:rPr>
+                <m:t>*</m:t>
+              </m:r>
+            </m:sup>
+          </m:sSup>
+          <m:r>
+            <m:rPr>
+              <m:sty m:val="p"/>
+            </m:rPr>
+            <m:t>(</m:t>
+          </m:r>
+          <m:r>
+            <m:t>1</m:t>
+          </m:r>
+          <m:r>
+            <m:rPr>
+              <m:sty m:val="p"/>
+            </m:rPr>
+            <m:t>−</m:t>
+          </m:r>
+          <m:sSup>
+            <m:e>
+              <m:r>
+                <m:t>p</m:t>
+              </m:r>
+            </m:e>
+            <m:sup>
+              <m:r>
+                <m:rPr>
+                  <m:sty m:val="p"/>
+                </m:rPr>
+                <m:t>*</m:t>
+              </m:r>
+            </m:sup>
+          </m:sSup>
+          <m:r>
+            <m:rPr>
+              <m:sty m:val="p"/>
+            </m:rPr>
+            <m:t>)</m:t>
+          </m:r>
+          <m:sSup>
+            <m:e>
+              <m:r>
+                <m:t>ρ</m:t>
+              </m:r>
+            </m:e>
+            <m:sup>
+              <m:r>
+                <m:t>k</m:t>
+              </m:r>
+            </m:sup>
+          </m:sSup>
+          <m:r>
+            <m:rPr>
+              <m:sty m:val="p"/>
+            </m:rPr>
+            <m:t>.</m:t>
+          </m:r>
+        </m:oMath>
+      </m:oMathPara>
+    </w:p>
+    <w:p>
+      <w:pPr>
+        <w:pStyle w:val="FirstParagraph"/>
+      </w:pPr>
+      <w:r>
+        <w:t xml:space="preserve">Positive</w:t>
+      </w:r>
+      <w:r>
+        <w:t xml:space="preserve"> </w:t>
+      </w:r>
+      <m:oMath>
+        <m:r>
+          <m:t>ρ</m:t>
+        </m:r>
+      </m:oMath>
+      <w:r>
+        <w:t xml:space="preserve"> </w:t>
+      </w:r>
+      <w:r>
+        <w:t xml:space="preserve">produces persistence,</w:t>
+      </w:r>
+      <w:r>
+        <w:t xml:space="preserve"> </w:t>
+      </w:r>
+      <m:oMath>
+        <m:r>
+          <m:t>ρ</m:t>
+        </m:r>
+        <m:r>
+          <m:rPr>
+            <m:sty m:val="p"/>
+          </m:rPr>
+          <m:t>=</m:t>
+        </m:r>
+        <m:r>
+          <m:t>0</m:t>
+        </m:r>
+      </m:oMath>
+      <w:r>
+        <w:t xml:space="preserve"> </w:t>
+      </w:r>
+      <w:r>
+        <w:t xml:space="preserve">gives IID sampling, and admissible negative</w:t>
+      </w:r>
+      <w:r>
+        <w:t xml:space="preserve"> </w:t>
+      </w:r>
+      <m:oMath>
+        <m:r>
+          <m:t>ρ</m:t>
+        </m:r>
+      </m:oMath>
+      <w:r>
+        <w:t xml:space="preserve"> </w:t>
+      </w:r>
+      <w:r>
+        <w:t xml:space="preserve">produces alternation.</w:t>
+      </w:r>
+    </w:p>
+    <w:bookmarkEnd w:id="76"/>
+    <w:bookmarkStart w:id="77" w:name="exact-decomposition-of-log-geometry"/>
+    <w:p>
+      <w:pPr>
+        <w:pStyle w:val="Heading2"/>
+      </w:pPr>
+      <w:r>
+        <w:t xml:space="preserve">Exact decomposition of log geometry</w:t>
+      </w:r>
+    </w:p>
+    <w:p>
+      <w:pPr>
+        <w:pStyle w:val="FirstParagraph"/>
+      </w:pPr>
+      <w:r>
+        <w:t xml:space="preserve">For each group size</w:t>
+      </w:r>
+      <w:r>
+        <w:t xml:space="preserve"> </w:t>
+      </w:r>
+      <m:oMath>
+        <m:r>
+          <m:t>n</m:t>
+        </m:r>
+      </m:oMath>
+      <w:r>
+        <w:t xml:space="preserve">, define the exact log multipliers</w:t>
+      </w:r>
+    </w:p>
+    <w:p>
+      <w:pPr>
+        <w:pStyle w:val="BodyText"/>
+      </w:pPr>
+      <m:oMathPara>
+        <m:oMathParaPr>
+          <m:jc m:val="center"/>
+        </m:oMathParaPr>
+        <m:oMath>
+          <m:sSubSup>
+            <m:e>
+              <m:r>
+                <m:t>ℓ</m:t>
+              </m:r>
+            </m:e>
+            <m:sub>
+              <m:r>
+                <m:t>n</m:t>
+              </m:r>
+            </m:sub>
+            <m:sup>
+              <m:r>
+                <m:rPr>
+                  <m:sty m:val="p"/>
+                </m:rPr>
+                <m:t>−</m:t>
+              </m:r>
+            </m:sup>
+          </m:sSubSup>
+          <m:r>
+            <m:rPr>
+              <m:sty m:val="p"/>
+            </m:rPr>
+            <m:t>=</m:t>
+          </m:r>
+          <m:r>
+            <m:rPr>
+              <m:sty m:val="p"/>
+            </m:rPr>
+            <m:t>log</m:t>
+          </m:r>
+          <m:sSub>
+            <m:e>
+              <m:r>
+                <m:t>m</m:t>
+              </m:r>
+            </m:e>
+            <m:sub>
+              <m:r>
+                <m:t>n</m:t>
+              </m:r>
+            </m:sub>
+          </m:sSub>
+          <m:r>
+            <m:rPr>
+              <m:sty m:val="p"/>
+            </m:rPr>
+            <m:t>(</m:t>
+          </m:r>
+          <m:sSub>
+            <m:e>
+              <m:r>
+                <m:t>c</m:t>
+              </m:r>
+            </m:e>
+            <m:sub>
+              <m:r>
+                <m:rPr>
+                  <m:sty m:val="p"/>
+                </m:rPr>
+                <m:t>−</m:t>
+              </m:r>
+            </m:sub>
+          </m:sSub>
+          <m:r>
+            <m:rPr>
+              <m:sty m:val="p"/>
+            </m:rPr>
+            <m:t>)</m:t>
+          </m:r>
+        </m:oMath>
+      </m:oMathPara>
+    </w:p>
+    <w:p>
+      <w:pPr>
+        <w:pStyle w:val="FirstParagraph"/>
+      </w:pPr>
+      <w:r>
+        <w:t xml:space="preserve">and</w:t>
+      </w:r>
+    </w:p>
+    <w:p>
+      <w:pPr>
+        <w:pStyle w:val="BodyText"/>
+      </w:pPr>
+      <m:oMathPara>
+        <m:oMathParaPr>
+          <m:jc m:val="center"/>
+        </m:oMathParaPr>
+        <m:oMath>
+          <m:sSubSup>
+            <m:e>
+              <m:r>
+                <m:t>ℓ</m:t>
+              </m:r>
+            </m:e>
+            <m:sub>
+              <m:r>
+                <m:t>n</m:t>
+              </m:r>
+            </m:sub>
+            <m:sup>
+              <m:r>
+                <m:rPr>
+                  <m:sty m:val="p"/>
+                </m:rPr>
+                <m:t>+</m:t>
+              </m:r>
+            </m:sup>
+          </m:sSubSup>
+          <m:r>
+            <m:rPr>
+              <m:sty m:val="p"/>
+            </m:rPr>
+            <m:t>=</m:t>
+          </m:r>
+          <m:r>
+            <m:rPr>
+              <m:sty m:val="p"/>
+            </m:rPr>
+            <m:t>log</m:t>
+          </m:r>
+          <m:sSub>
+            <m:e>
+              <m:r>
+                <m:t>m</m:t>
+              </m:r>
+            </m:e>
+            <m:sub>
+              <m:r>
+                <m:t>n</m:t>
+              </m:r>
+            </m:sub>
+          </m:sSub>
+          <m:r>
+            <m:rPr>
+              <m:sty m:val="p"/>
+            </m:rPr>
+            <m:t>(</m:t>
+          </m:r>
+          <m:sSub>
+            <m:e>
+              <m:r>
+                <m:t>c</m:t>
+              </m:r>
+            </m:e>
+            <m:sub>
+              <m:r>
+                <m:rPr>
+                  <m:sty m:val="p"/>
+                </m:rPr>
+                <m:t>+</m:t>
+              </m:r>
+            </m:sub>
+          </m:sSub>
+          <m:r>
+            <m:rPr>
+              <m:sty m:val="p"/>
+            </m:rPr>
+            <m:t>)</m:t>
+          </m:r>
+          <m:r>
+            <m:rPr>
+              <m:sty m:val="p"/>
+            </m:rPr>
+            <m:t>.</m:t>
+          </m:r>
+        </m:oMath>
+      </m:oMathPara>
+    </w:p>
+    <w:p>
+      <w:pPr>
+        <w:pStyle w:val="FirstParagraph"/>
+      </w:pPr>
+      <w:r>
+        <w:t xml:space="preserve">Let</w:t>
+      </w:r>
+    </w:p>
+    <w:p>
+      <w:pPr>
+        <w:pStyle w:val="BodyText"/>
+      </w:pPr>
+      <m:oMathPara>
+        <m:oMathParaPr>
+          <m:jc m:val="center"/>
+        </m:oMathParaPr>
+        <m:oMath>
+          <m:sSub>
+            <m:e>
+              <m:r>
+                <m:t>δ</m:t>
+              </m:r>
+            </m:e>
+            <m:sub>
+              <m:r>
+                <m:t>n</m:t>
+              </m:r>
+            </m:sub>
+          </m:sSub>
+          <m:r>
+            <m:rPr>
+              <m:sty m:val="p"/>
+            </m:rPr>
+            <m:t>=</m:t>
+          </m:r>
+          <m:sSubSup>
+            <m:e>
+              <m:r>
+                <m:t>ℓ</m:t>
+              </m:r>
+            </m:e>
+            <m:sub>
+              <m:r>
+                <m:t>n</m:t>
+              </m:r>
+            </m:sub>
+            <m:sup>
+              <m:r>
+                <m:rPr>
+                  <m:sty m:val="p"/>
+                </m:rPr>
+                <m:t>+</m:t>
+              </m:r>
+            </m:sup>
+          </m:sSubSup>
+          <m:r>
+            <m:rPr>
+              <m:sty m:val="p"/>
+            </m:rPr>
+            <m:t>−</m:t>
+          </m:r>
+          <m:sSubSup>
+            <m:e>
+              <m:r>
+                <m:t>ℓ</m:t>
+              </m:r>
+            </m:e>
+            <m:sub>
+              <m:r>
+                <m:t>n</m:t>
+              </m:r>
+            </m:sub>
+            <m:sup>
+              <m:r>
+                <m:rPr>
+                  <m:sty m:val="p"/>
+                </m:rPr>
+                <m:t>−</m:t>
+              </m:r>
+            </m:sup>
+          </m:sSubSup>
+          <m:r>
+            <m:rPr>
+              <m:sty m:val="p"/>
+            </m:rPr>
+            <m:t>.</m:t>
+          </m:r>
+        </m:oMath>
+      </m:oMathPara>
+    </w:p>
+    <w:p>
+      <w:pPr>
+        <w:pStyle w:val="FirstParagraph"/>
+      </w:pPr>
+      <w:r>
+        <w:t xml:space="preserve">Then</w:t>
+      </w:r>
+    </w:p>
+    <w:p>
+      <w:pPr>
+        <w:pStyle w:val="BodyText"/>
+      </w:pPr>
+      <m:oMathPara>
+        <m:oMathParaPr>
+          <m:jc m:val="center"/>
+        </m:oMathParaPr>
+        <m:oMath>
+          <m:r>
+            <m:rPr>
+              <m:sty m:val="p"/>
+            </m:rPr>
+            <m:t>log</m:t>
+          </m:r>
+          <m:d>
+            <m:dPr>
+              <m:begChr m:val="("/>
+              <m:sepChr m:val=""/>
+              <m:endChr m:val=")"/>
+              <m:grow/>
+            </m:dPr>
+            <m:e>
+              <m:f>
+                <m:fPr>
+                  <m:type m:val="bar"/>
+                </m:fPr>
+                <m:num>
+                  <m:sSub>
+                    <m:e>
+                      <m:r>
+                        <m:t>A</m:t>
+                      </m:r>
+                    </m:e>
+                    <m:sub>
+                      <m:r>
+                        <m:t>N</m:t>
+                      </m:r>
+                    </m:sub>
+                  </m:sSub>
+                </m:num>
+                <m:den>
+                  <m:sSub>
+                    <m:e>
+                      <m:r>
+                        <m:t>A</m:t>
+                      </m:r>
+                    </m:e>
+                    <m:sub>
+                      <m:sSub>
+                        <m:e>
+                          <m:r>
+                            <m:t>n</m:t>
+                          </m:r>
+                        </m:e>
+                        <m:sub>
+                          <m:r>
+                            <m:t>0</m:t>
+                          </m:r>
+                        </m:sub>
+                      </m:sSub>
+                    </m:sub>
+                  </m:sSub>
+                </m:den>
+              </m:f>
+            </m:e>
+          </m:d>
+          <m:r>
+            <m:rPr>
+              <m:sty m:val="p"/>
+            </m:rPr>
+            <m:t>=</m:t>
+          </m:r>
+          <m:nary>
+            <m:naryPr>
+              <m:chr m:val="∑"/>
+              <m:limLoc m:val="undOvr"/>
+              <m:subHide m:val="off"/>
+              <m:supHide m:val="on"/>
+            </m:naryPr>
+            <m:sub>
+              <m:r>
+                <m:t>n</m:t>
+              </m:r>
+            </m:sub>
+            <m:sup>
+              <m:r>
+                <m:t>​</m:t>
+              </m:r>
+            </m:sup>
+            <m:e>
+              <m:d>
+                <m:dPr>
+                  <m:begChr m:val="["/>
+                  <m:sepChr m:val=""/>
+                  <m:endChr m:val="]"/>
+                  <m:grow/>
+                </m:dPr>
+                <m:e>
+                  <m:sSubSup>
+                    <m:e>
+                      <m:r>
+                        <m:t>ℓ</m:t>
+                      </m:r>
+                    </m:e>
+                    <m:sub>
+                      <m:r>
+                        <m:t>n</m:t>
+                      </m:r>
+                    </m:sub>
+                    <m:sup>
+                      <m:r>
+                        <m:rPr>
+                          <m:sty m:val="p"/>
+                        </m:rPr>
+                        <m:t>−</m:t>
+                      </m:r>
+                    </m:sup>
+                  </m:sSubSup>
+                  <m:r>
+                    <m:rPr>
+                      <m:sty m:val="p"/>
+                    </m:rPr>
+                    <m:t>+</m:t>
+                  </m:r>
+                  <m:sSub>
+                    <m:e>
+                      <m:r>
+                        <m:t>δ</m:t>
+                      </m:r>
+                    </m:e>
+                    <m:sub>
+                      <m:r>
+                        <m:t>n</m:t>
+                      </m:r>
+                    </m:sub>
+                  </m:sSub>
+                  <m:sSub>
+                    <m:e>
+                      <m:r>
+                        <m:t>I</m:t>
+                      </m:r>
+                    </m:e>
+                    <m:sub>
+                      <m:r>
+                        <m:t>n</m:t>
+                      </m:r>
+                    </m:sub>
+                  </m:sSub>
+                </m:e>
+              </m:d>
+            </m:e>
+          </m:nary>
+          <m:r>
+            <m:rPr>
+              <m:sty m:val="p"/>
+            </m:rPr>
+            <m:t>.</m:t>
+          </m:r>
+        </m:oMath>
+      </m:oMathPara>
+    </w:p>
+    <w:p>
+      <w:pPr>
+        <w:pStyle w:val="FirstParagraph"/>
+      </w:pPr>
+      <w:r>
+        <w:t xml:space="preserve">Equivalently,</w:t>
+      </w:r>
+    </w:p>
+    <w:p>
+      <w:pPr>
+        <w:pStyle w:val="BodyText"/>
+      </w:pPr>
+      <m:oMathPara>
+        <m:oMathParaPr>
+          <m:jc m:val="center"/>
+        </m:oMathParaPr>
+        <m:oMath>
+          <m:r>
+            <m:rPr>
+              <m:sty m:val="p"/>
+            </m:rPr>
+            <m:t>log</m:t>
+          </m:r>
+          <m:d>
+            <m:dPr>
+              <m:begChr m:val="("/>
+              <m:sepChr m:val=""/>
+              <m:endChr m:val=")"/>
+              <m:grow/>
+            </m:dPr>
+            <m:e>
+              <m:f>
+                <m:fPr>
+                  <m:type m:val="bar"/>
+                </m:fPr>
+                <m:num>
+                  <m:sSub>
+                    <m:e>
+                      <m:r>
+                        <m:t>A</m:t>
+                      </m:r>
+                    </m:e>
+                    <m:sub>
+                      <m:r>
+                        <m:t>N</m:t>
+                      </m:r>
+                    </m:sub>
+                  </m:sSub>
+                </m:num>
+                <m:den>
+                  <m:sSub>
+                    <m:e>
+                      <m:r>
+                        <m:t>A</m:t>
+                      </m:r>
+                    </m:e>
+                    <m:sub>
+                      <m:sSub>
+                        <m:e>
+                          <m:r>
+                            <m:t>n</m:t>
+                          </m:r>
+                        </m:e>
+                        <m:sub>
+                          <m:r>
+                            <m:t>0</m:t>
+                          </m:r>
+                        </m:sub>
+                      </m:sSub>
+                    </m:sub>
+                  </m:sSub>
+                </m:den>
+              </m:f>
+            </m:e>
+          </m:d>
+          <m:r>
+            <m:rPr>
+              <m:sty m:val="p"/>
+            </m:rPr>
+            <m:t>=</m:t>
+          </m:r>
+          <m:sSub>
+            <m:e>
+              <m:r>
+                <m:t>M</m:t>
+              </m:r>
+            </m:e>
+            <m:sub>
+              <m:r>
+                <m:t>N</m:t>
+              </m:r>
+            </m:sub>
+          </m:sSub>
+          <m:r>
+            <m:rPr>
+              <m:sty m:val="p"/>
+            </m:rPr>
+            <m:t>+</m:t>
+          </m:r>
+          <m:nary>
+            <m:naryPr>
+              <m:chr m:val="∑"/>
+              <m:limLoc m:val="undOvr"/>
+              <m:subHide m:val="off"/>
+              <m:supHide m:val="on"/>
+            </m:naryPr>
+            <m:sub>
+              <m:r>
+                <m:t>n</m:t>
+              </m:r>
+            </m:sub>
+            <m:sup>
+              <m:r>
+                <m:t>​</m:t>
+              </m:r>
+            </m:sup>
+            <m:e>
+              <m:sSub>
+                <m:e>
+                  <m:r>
+                    <m:t>δ</m:t>
+                  </m:r>
+                </m:e>
+                <m:sub>
+                  <m:r>
+                    <m:t>n</m:t>
+                  </m:r>
+                </m:sub>
+              </m:sSub>
+            </m:e>
+          </m:nary>
+          <m:r>
+            <m:rPr>
+              <m:sty m:val="p"/>
+            </m:rPr>
+            <m:t>(</m:t>
+          </m:r>
+          <m:sSub>
+            <m:e>
+              <m:r>
+                <m:t>I</m:t>
+              </m:r>
+            </m:e>
+            <m:sub>
+              <m:r>
+                <m:t>n</m:t>
+              </m:r>
+            </m:sub>
+          </m:sSub>
+          <m:r>
+            <m:rPr>
+              <m:sty m:val="p"/>
+            </m:rPr>
+            <m:t>−</m:t>
+          </m:r>
+          <m:sSup>
+            <m:e>
+              <m:r>
+                <m:t>p</m:t>
+              </m:r>
+            </m:e>
+            <m:sup>
+              <m:r>
+                <m:rPr>
+                  <m:sty m:val="p"/>
+                </m:rPr>
+                <m:t>*</m:t>
+              </m:r>
+            </m:sup>
+          </m:sSup>
+          <m:r>
+            <m:rPr>
+              <m:sty m:val="p"/>
+            </m:rPr>
+            <m:t>)</m:t>
+          </m:r>
+          <m:r>
+            <m:rPr>
+              <m:sty m:val="p"/>
+            </m:rPr>
+            <m:t>,</m:t>
+          </m:r>
+        </m:oMath>
+      </m:oMathPara>
+    </w:p>
+    <w:p>
+      <w:pPr>
+        <w:pStyle w:val="FirstParagraph"/>
+      </w:pPr>
+      <w:r>
+        <w:t xml:space="preserve">where</w:t>
+      </w:r>
+    </w:p>
+    <w:p>
+      <w:pPr>
+        <w:pStyle w:val="BodyText"/>
+      </w:pPr>
+      <m:oMathPara>
+        <m:oMathParaPr>
+          <m:jc m:val="center"/>
+        </m:oMathParaPr>
+        <m:oMath>
+          <m:sSub>
+            <m:e>
+              <m:r>
+                <m:t>M</m:t>
+              </m:r>
+            </m:e>
+            <m:sub>
+              <m:r>
+                <m:t>N</m:t>
+              </m:r>
+            </m:sub>
+          </m:sSub>
+          <m:r>
+            <m:rPr>
+              <m:sty m:val="p"/>
+            </m:rPr>
+            <m:t>=</m:t>
+          </m:r>
+          <m:nary>
+            <m:naryPr>
+              <m:chr m:val="∑"/>
+              <m:limLoc m:val="undOvr"/>
+              <m:subHide m:val="off"/>
+              <m:supHide m:val="on"/>
+            </m:naryPr>
+            <m:sub>
+              <m:r>
+                <m:t>n</m:t>
+              </m:r>
+            </m:sub>
+            <m:sup>
+              <m:r>
+                <m:t>​</m:t>
+              </m:r>
+            </m:sup>
+            <m:e>
+              <m:d>
+                <m:dPr>
+                  <m:begChr m:val="["/>
+                  <m:sepChr m:val=""/>
+                  <m:endChr m:val="]"/>
+                  <m:grow/>
+                </m:dPr>
+                <m:e>
+                  <m:r>
+                    <m:rPr>
+                      <m:sty m:val="p"/>
+                    </m:rPr>
+                    <m:t>(</m:t>
+                  </m:r>
+                  <m:r>
+                    <m:t>1</m:t>
+                  </m:r>
+                  <m:r>
+                    <m:rPr>
+                      <m:sty m:val="p"/>
+                    </m:rPr>
+                    <m:t>−</m:t>
+                  </m:r>
+                  <m:sSup>
+                    <m:e>
+                      <m:r>
+                        <m:t>p</m:t>
+                      </m:r>
+                    </m:e>
+                    <m:sup>
+                      <m:r>
+                        <m:rPr>
+                          <m:sty m:val="p"/>
+                        </m:rPr>
+                        <m:t>*</m:t>
+                      </m:r>
+                    </m:sup>
+                  </m:sSup>
+                  <m:r>
+                    <m:rPr>
+                      <m:sty m:val="p"/>
+                    </m:rPr>
+                    <m:t>)</m:t>
+                  </m:r>
+                  <m:sSubSup>
+                    <m:e>
+                      <m:r>
+                        <m:t>ℓ</m:t>
+                      </m:r>
+                    </m:e>
+                    <m:sub>
+                      <m:r>
+                        <m:t>n</m:t>
+                      </m:r>
+                    </m:sub>
+                    <m:sup>
+                      <m:r>
+                        <m:rPr>
+                          <m:sty m:val="p"/>
+                        </m:rPr>
+                        <m:t>−</m:t>
+                      </m:r>
+                    </m:sup>
+                  </m:sSubSup>
+                  <m:r>
+                    <m:rPr>
+                      <m:sty m:val="p"/>
+                    </m:rPr>
+                    <m:t>+</m:t>
+                  </m:r>
+                  <m:sSup>
+                    <m:e>
+                      <m:r>
+                        <m:t>p</m:t>
+                      </m:r>
+                    </m:e>
+                    <m:sup>
+                      <m:r>
+                        <m:rPr>
+                          <m:sty m:val="p"/>
+                        </m:rPr>
+                        <m:t>*</m:t>
+                      </m:r>
+                    </m:sup>
+                  </m:sSup>
+                  <m:sSubSup>
+                    <m:e>
+                      <m:r>
+                        <m:t>ℓ</m:t>
+                      </m:r>
+                    </m:e>
+                    <m:sub>
+                      <m:r>
+                        <m:t>n</m:t>
+                      </m:r>
+                    </m:sub>
+                    <m:sup>
+                      <m:r>
+                        <m:rPr>
+                          <m:sty m:val="p"/>
+                        </m:rPr>
+                        <m:t>+</m:t>
+                      </m:r>
+                    </m:sup>
+                  </m:sSubSup>
+                </m:e>
+              </m:d>
+            </m:e>
+          </m:nary>
+          <m:r>
+            <m:rPr>
+              <m:sty m:val="p"/>
+            </m:rPr>
+            <m:t>.</m:t>
+          </m:r>
+        </m:oMath>
+      </m:oMathPara>
+    </w:p>
+    <w:p>
+      <w:pPr>
+        <w:pStyle w:val="FirstParagraph"/>
+      </w:pPr>
+      <w:r>
+        <w:t xml:space="preserve">Because the stationary marginal is asymptotically Gotham-neutral,</w:t>
+      </w:r>
+    </w:p>
+    <w:p>
+      <w:pPr>
+        <w:pStyle w:val="BodyText"/>
+      </w:pPr>
+      <m:oMathPara>
+        <m:oMathParaPr>
+          <m:jc m:val="center"/>
+        </m:oMathParaPr>
+        <m:oMath>
+          <m:sSub>
+            <m:e>
+              <m:r>
+                <m:t>M</m:t>
+              </m:r>
+            </m:e>
+            <m:sub>
+              <m:r>
+                <m:t>N</m:t>
+              </m:r>
+            </m:sub>
+          </m:sSub>
+        </m:oMath>
+      </m:oMathPara>
+    </w:p>
+    <w:p>
+      <w:pPr>
+        <w:pStyle w:val="FirstParagraph"/>
+      </w:pPr>
+      <w:r>
+        <w:t xml:space="preserve">converges to a finite constant: its first-order</w:t>
+      </w:r>
+      <w:r>
+        <w:t xml:space="preserve"> </w:t>
+      </w:r>
+      <m:oMath>
+        <m:r>
+          <m:t>1</m:t>
+        </m:r>
+        <m:r>
+          <m:rPr>
+            <m:sty m:val="p"/>
+          </m:rPr>
+          <m:t>/</m:t>
+        </m:r>
+        <m:r>
+          <m:t>n</m:t>
+        </m:r>
+      </m:oMath>
+      <w:r>
+        <w:t xml:space="preserve"> </w:t>
+      </w:r>
+      <w:r>
+        <w:t xml:space="preserve">term cancels and the remaining expected increments are</w:t>
+      </w:r>
+      <w:r>
+        <w:t xml:space="preserve"> </w:t>
+      </w:r>
+      <m:oMath>
+        <m:r>
+          <m:t>O</m:t>
+        </m:r>
+        <m:r>
+          <m:rPr>
+            <m:sty m:val="p"/>
+          </m:rPr>
+          <m:t>(</m:t>
+        </m:r>
+        <m:sSup>
+          <m:e>
+            <m:r>
+              <m:t>n</m:t>
+            </m:r>
+          </m:e>
+          <m:sup>
+            <m:r>
+              <m:rPr>
+                <m:sty m:val="p"/>
+              </m:rPr>
+              <m:t>−</m:t>
+            </m:r>
+            <m:r>
+              <m:t>2</m:t>
+            </m:r>
+          </m:sup>
+        </m:sSup>
+        <m:r>
+          <m:rPr>
+            <m:sty m:val="p"/>
+          </m:rPr>
+          <m:t>)</m:t>
+        </m:r>
+      </m:oMath>
+      <w:r>
+        <w:t xml:space="preserve">.</w:t>
+      </w:r>
+    </w:p>
+    <w:p>
+      <w:pPr>
+        <w:pStyle w:val="BodyText"/>
+      </w:pPr>
+      <w:r>
+        <w:t xml:space="preserve">Also,</w:t>
+      </w:r>
+    </w:p>
+    <w:p>
+      <w:pPr>
+        <w:pStyle w:val="BodyText"/>
+      </w:pPr>
+      <m:oMathPara>
+        <m:oMathParaPr>
+          <m:jc m:val="center"/>
+        </m:oMathParaPr>
+        <m:oMath>
+          <m:sSub>
+            <m:e>
+              <m:r>
+                <m:t>δ</m:t>
+              </m:r>
+            </m:e>
+            <m:sub>
+              <m:r>
+                <m:t>n</m:t>
+              </m:r>
+            </m:sub>
+          </m:sSub>
+          <m:r>
+            <m:rPr>
+              <m:sty m:val="p"/>
+            </m:rPr>
+            <m:t>=</m:t>
+          </m:r>
+          <m:f>
+            <m:fPr>
+              <m:type m:val="bar"/>
+            </m:fPr>
+            <m:num>
+              <m:r>
+                <m:t>h</m:t>
+              </m:r>
+              <m:r>
+                <m:rPr>
+                  <m:sty m:val="p"/>
+                </m:rPr>
+                <m:t>(</m:t>
+              </m:r>
+              <m:sSub>
+                <m:e>
+                  <m:r>
+                    <m:t>c</m:t>
+                  </m:r>
+                </m:e>
+                <m:sub>
+                  <m:r>
+                    <m:rPr>
+                      <m:sty m:val="p"/>
+                    </m:rPr>
+                    <m:t>+</m:t>
+                  </m:r>
+                </m:sub>
+              </m:sSub>
+              <m:r>
+                <m:rPr>
+                  <m:sty m:val="p"/>
+                </m:rPr>
+                <m:t>)</m:t>
+              </m:r>
+              <m:r>
+                <m:rPr>
+                  <m:sty m:val="p"/>
+                </m:rPr>
+                <m:t>−</m:t>
+              </m:r>
+              <m:r>
+                <m:t>h</m:t>
+              </m:r>
+              <m:r>
+                <m:rPr>
+                  <m:sty m:val="p"/>
+                </m:rPr>
+                <m:t>(</m:t>
+              </m:r>
+              <m:sSub>
+                <m:e>
+                  <m:r>
+                    <m:t>c</m:t>
+                  </m:r>
+                </m:e>
+                <m:sub>
+                  <m:r>
+                    <m:rPr>
+                      <m:sty m:val="p"/>
+                    </m:rPr>
+                    <m:t>−</m:t>
+                  </m:r>
+                </m:sub>
+              </m:sSub>
+              <m:r>
+                <m:rPr>
+                  <m:sty m:val="p"/>
+                </m:rPr>
+                <m:t>)</m:t>
+              </m:r>
+            </m:num>
+            <m:den>
+              <m:r>
+                <m:t>n</m:t>
+              </m:r>
+            </m:den>
+          </m:f>
+          <m:r>
+            <m:rPr>
+              <m:sty m:val="p"/>
+            </m:rPr>
+            <m:t>+</m:t>
+          </m:r>
+          <m:r>
+            <m:t>O</m:t>
+          </m:r>
+          <m:r>
+            <m:rPr>
+              <m:sty m:val="p"/>
+            </m:rPr>
+            <m:t>(</m:t>
+          </m:r>
+          <m:sSup>
+            <m:e>
+              <m:r>
+                <m:t>n</m:t>
+              </m:r>
+            </m:e>
+            <m:sup>
+              <m:r>
+                <m:rPr>
+                  <m:sty m:val="p"/>
+                </m:rPr>
+                <m:t>−</m:t>
+              </m:r>
+              <m:r>
+                <m:t>2</m:t>
+              </m:r>
+            </m:sup>
+          </m:sSup>
+          <m:r>
+            <m:rPr>
+              <m:sty m:val="p"/>
+            </m:rPr>
+            <m:t>)</m:t>
+          </m:r>
+          <m:r>
+            <m:rPr>
+              <m:sty m:val="p"/>
+            </m:rPr>
+            <m:t>,</m:t>
+          </m:r>
+        </m:oMath>
+      </m:oMathPara>
+    </w:p>
+    <w:p>
+      <w:pPr>
+        <w:pStyle w:val="FirstParagraph"/>
+      </w:pPr>
+      <w:r>
+        <w:t xml:space="preserve">so</w:t>
+      </w:r>
+    </w:p>
+    <w:p>
+      <w:pPr>
+        <w:pStyle w:val="BodyText"/>
+      </w:pPr>
+      <m:oMathPara>
+        <m:oMathParaPr>
+          <m:jc m:val="center"/>
+        </m:oMathParaPr>
+        <m:oMath>
+          <m:nary>
+            <m:naryPr>
+              <m:chr m:val="∑"/>
+              <m:limLoc m:val="undOvr"/>
+              <m:subHide m:val="off"/>
+              <m:supHide m:val="on"/>
+            </m:naryPr>
+            <m:sub>
+              <m:r>
+                <m:t>n</m:t>
+              </m:r>
+            </m:sub>
+            <m:sup>
+              <m:r>
+                <m:t>​</m:t>
+              </m:r>
+            </m:sup>
+            <m:e>
+              <m:sSubSup>
+                <m:e>
+                  <m:r>
+                    <m:t>δ</m:t>
+                  </m:r>
+                </m:e>
+                <m:sub>
+                  <m:r>
+                    <m:t>n</m:t>
+                  </m:r>
+                </m:sub>
+                <m:sup>
+                  <m:r>
+                    <m:t>2</m:t>
+                  </m:r>
+                </m:sup>
+              </m:sSubSup>
+            </m:e>
+          </m:nary>
+          <m:r>
+            <m:rPr>
+              <m:sty m:val="p"/>
+            </m:rPr>
+            <m:t>&lt;</m:t>
+          </m:r>
+          <m:r>
+            <m:rPr>
+              <m:sty m:val="p"/>
+            </m:rPr>
+            <m:t>∞</m:t>
+          </m:r>
+          <m:r>
+            <m:rPr>
+              <m:sty m:val="p"/>
+            </m:rPr>
+            <m:t>.</m:t>
+          </m:r>
+        </m:oMath>
+      </m:oMathPara>
+    </w:p>
+    <w:bookmarkEnd w:id="77"/>
+    <w:bookmarkStart w:id="78" w:name="neutral-boundary-convergence"/>
+    <w:p>
+      <w:pPr>
+        <w:pStyle w:val="Heading2"/>
+      </w:pPr>
+      <w:r>
+        <w:t xml:space="preserve">Neutral-boundary convergence</w:t>
+      </w:r>
+    </w:p>
+    <w:p>
+      <w:pPr>
+        <w:pStyle w:val="FirstParagraph"/>
+      </w:pPr>
+      <w:r>
+        <w:t xml:space="preserve">For an irreducible aperiodic finite-state Markov chain, the centered state process admits a bounded Poisson-equation / martingale decomposition. Combined with the square-summable weights</w:t>
+      </w:r>
+      <w:r>
+        <w:t xml:space="preserve"> </w:t>
+      </w:r>
+      <m:oMath>
+        <m:sSub>
+          <m:e>
+            <m:r>
+              <m:t>δ</m:t>
+            </m:r>
+          </m:e>
+          <m:sub>
+            <m:r>
+              <m:t>n</m:t>
+            </m:r>
+          </m:sub>
+        </m:sSub>
+      </m:oMath>
+      <w:r>
+        <w:t xml:space="preserve">, this implies</w:t>
+      </w:r>
+    </w:p>
+    <w:p>
+      <w:pPr>
+        <w:pStyle w:val="BodyText"/>
+      </w:pPr>
+      <m:oMathPara>
+        <m:oMathParaPr>
+          <m:jc m:val="center"/>
+        </m:oMathParaPr>
+        <m:oMath>
+          <m:nary>
+            <m:naryPr>
+              <m:chr m:val="∑"/>
+              <m:limLoc m:val="undOvr"/>
+              <m:subHide m:val="off"/>
+              <m:supHide m:val="on"/>
+            </m:naryPr>
+            <m:sub>
+              <m:r>
+                <m:t>n</m:t>
+              </m:r>
+            </m:sub>
+            <m:sup>
+              <m:r>
+                <m:t>​</m:t>
+              </m:r>
+            </m:sup>
+            <m:e>
+              <m:sSub>
+                <m:e>
+                  <m:r>
+                    <m:t>δ</m:t>
+                  </m:r>
+                </m:e>
+                <m:sub>
+                  <m:r>
+                    <m:t>n</m:t>
+                  </m:r>
+                </m:sub>
+              </m:sSub>
+            </m:e>
+          </m:nary>
+          <m:r>
+            <m:rPr>
+              <m:sty m:val="p"/>
+            </m:rPr>
+            <m:t>(</m:t>
+          </m:r>
+          <m:sSub>
+            <m:e>
+              <m:r>
+                <m:t>I</m:t>
+              </m:r>
+            </m:e>
+            <m:sub>
+              <m:r>
+                <m:t>n</m:t>
+              </m:r>
+            </m:sub>
+          </m:sSub>
+          <m:r>
+            <m:rPr>
+              <m:sty m:val="p"/>
+            </m:rPr>
+            <m:t>−</m:t>
+          </m:r>
+          <m:sSup>
+            <m:e>
+              <m:r>
+                <m:t>p</m:t>
+              </m:r>
+            </m:e>
+            <m:sup>
+              <m:r>
+                <m:rPr>
+                  <m:sty m:val="p"/>
+                </m:rPr>
+                <m:t>*</m:t>
+              </m:r>
+            </m:sup>
+          </m:sSup>
+          <m:r>
+            <m:rPr>
+              <m:sty m:val="p"/>
+            </m:rPr>
+            <m:t>)</m:t>
+          </m:r>
+        </m:oMath>
+      </m:oMathPara>
+    </w:p>
+    <w:p>
+      <w:pPr>
+        <w:pStyle w:val="FirstParagraph"/>
+      </w:pPr>
+      <w:r>
+        <w:t xml:space="preserve">converges almost surely and in</w:t>
+      </w:r>
+      <w:r>
+        <w:t xml:space="preserve"> </w:t>
+      </w:r>
+      <m:oMath>
+        <m:sSup>
+          <m:e>
+            <m:r>
+              <m:t>L</m:t>
+            </m:r>
+          </m:e>
+          <m:sup>
+            <m:r>
+              <m:t>2</m:t>
+            </m:r>
+          </m:sup>
+        </m:sSup>
+      </m:oMath>
+      <w:r>
+        <w:t xml:space="preserve">.</w:t>
+      </w:r>
+    </w:p>
+    <w:p>
+      <w:pPr>
+        <w:pStyle w:val="BodyText"/>
+      </w:pPr>
+      <w:r>
+        <w:t xml:space="preserve">Therefore</w:t>
+      </w:r>
+    </w:p>
+    <w:p>
+      <w:pPr>
+        <w:pStyle w:val="BodyText"/>
+      </w:pPr>
+      <m:oMathPara>
+        <m:oMathParaPr>
+          <m:jc m:val="center"/>
+        </m:oMathParaPr>
+        <m:oMath>
+          <m:borderBox>
+            <m:e>
+              <m:r>
+                <m:rPr>
+                  <m:sty m:val="p"/>
+                </m:rPr>
+                <m:t>log</m:t>
+              </m:r>
+              <m:sSub>
+                <m:e>
+                  <m:r>
+                    <m:t>A</m:t>
+                  </m:r>
+                </m:e>
+                <m:sub>
+                  <m:r>
+                    <m:t>N</m:t>
+                  </m:r>
+                </m:sub>
+              </m:sSub>
+              <m:r>
+                <m:rPr>
+                  <m:sty m:val="p"/>
+                </m:rPr>
+                <m:t>→</m:t>
+              </m:r>
+              <m:sSub>
+                <m:e>
+                  <m:r>
+                    <m:t>L</m:t>
+                  </m:r>
+                </m:e>
+                <m:sub>
+                  <m:r>
+                    <m:t>ρ</m:t>
+                  </m:r>
+                </m:sub>
+              </m:sSub>
+              <m:r>
+                <m:t> </m:t>
+              </m:r>
+              <m:r>
+                <m:rPr>
+                  <m:nor/>
+                  <m:sty m:val="p"/>
+                </m:rPr>
+                <m:t>almost surely and in </m:t>
+              </m:r>
+              <m:sSup>
+                <m:e>
+                  <m:r>
+                    <m:t>L</m:t>
+                  </m:r>
+                </m:e>
+                <m:sup>
+                  <m:r>
+                    <m:t>2</m:t>
+                  </m:r>
+                </m:sup>
+              </m:sSup>
+            </m:e>
+          </m:borderBox>
+        </m:oMath>
+      </m:oMathPara>
+    </w:p>
+    <w:p>
+      <w:pPr>
+        <w:pStyle w:val="FirstParagraph"/>
+      </w:pPr>
+      <w:r>
+        <w:t xml:space="preserve">for a finite random variable</w:t>
+      </w:r>
+      <w:r>
+        <w:t xml:space="preserve"> </w:t>
+      </w:r>
+      <m:oMath>
+        <m:sSub>
+          <m:e>
+            <m:r>
+              <m:t>L</m:t>
+            </m:r>
+          </m:e>
+          <m:sub>
+            <m:r>
+              <m:t>ρ</m:t>
+            </m:r>
+          </m:sub>
+        </m:sSub>
+      </m:oMath>
+      <w:r>
+        <w:t xml:space="preserve">, and hence</w:t>
+      </w:r>
+    </w:p>
+    <w:p>
+      <w:pPr>
+        <w:pStyle w:val="BodyText"/>
+      </w:pPr>
+      <m:oMathPara>
+        <m:oMathParaPr>
+          <m:jc m:val="center"/>
+        </m:oMathParaPr>
+        <m:oMath>
+          <m:borderBox>
+            <m:e>
+              <m:sSub>
+                <m:e>
+                  <m:r>
+                    <m:t>A</m:t>
+                  </m:r>
+                </m:e>
+                <m:sub>
+                  <m:r>
+                    <m:t>N</m:t>
+                  </m:r>
+                </m:sub>
+              </m:sSub>
+              <m:r>
+                <m:rPr>
+                  <m:sty m:val="p"/>
+                </m:rPr>
+                <m:t>→</m:t>
+              </m:r>
+              <m:sSub>
+                <m:e>
+                  <m:r>
+                    <m:t>K</m:t>
+                  </m:r>
+                </m:e>
+                <m:sub>
+                  <m:r>
+                    <m:t>ρ</m:t>
+                  </m:r>
+                </m:sub>
+              </m:sSub>
+              <m:r>
+                <m:rPr>
+                  <m:sty m:val="p"/>
+                </m:rPr>
+                <m:t>=</m:t>
+              </m:r>
+              <m:sSup>
+                <m:e>
+                  <m:r>
+                    <m:t>e</m:t>
+                  </m:r>
+                </m:e>
+                <m:sup>
+                  <m:sSub>
+                    <m:e>
+                      <m:r>
+                        <m:t>L</m:t>
+                      </m:r>
+                    </m:e>
+                    <m:sub>
+                      <m:r>
+                        <m:t>ρ</m:t>
+                      </m:r>
+                    </m:sub>
+                  </m:sSub>
+                </m:sup>
+              </m:sSup>
+              <m:r>
+                <m:rPr>
+                  <m:sty m:val="p"/>
+                </m:rPr>
+                <m:t>∈</m:t>
+              </m:r>
+              <m:r>
+                <m:rPr>
+                  <m:sty m:val="p"/>
+                </m:rPr>
+                <m:t>(</m:t>
+              </m:r>
+              <m:r>
+                <m:t>0</m:t>
+              </m:r>
+              <m:r>
+                <m:rPr>
+                  <m:sty m:val="p"/>
+                </m:rPr>
+                <m:t>,</m:t>
+              </m:r>
+              <m:r>
+                <m:rPr>
+                  <m:sty m:val="p"/>
+                </m:rPr>
+                <m:t>∞</m:t>
+              </m:r>
+              <m:r>
+                <m:rPr>
+                  <m:sty m:val="p"/>
+                </m:rPr>
+                <m:t>)</m:t>
+              </m:r>
+              <m:r>
+                <m:t> </m:t>
+              </m:r>
+              <m:r>
+                <m:rPr>
+                  <m:nor/>
+                  <m:sty m:val="p"/>
+                </m:rPr>
+                <m:t>almost surely</m:t>
+              </m:r>
+              <m:r>
+                <m:rPr>
+                  <m:sty m:val="p"/>
+                </m:rPr>
+                <m:t>.</m:t>
+              </m:r>
+            </m:e>
+          </m:borderBox>
+        </m:oMath>
+      </m:oMathPara>
+    </w:p>
+    <w:p>
+      <w:pPr>
+        <w:pStyle w:val="FirstParagraph"/>
+      </w:pPr>
+      <w:r>
+        <w:t xml:space="preserve">Thus short-range Markov dependence does not destroy stochastic neutrality. It changes the</w:t>
+      </w:r>
+      <w:r>
+        <w:t xml:space="preserve"> </w:t>
+      </w:r>
+      <w:r>
+        <w:rPr>
+          <w:b/>
+          <w:bCs/>
+        </w:rPr>
+        <w:t xml:space="preserve">random limiting scale</w:t>
+      </w:r>
+      <w:r>
+        <w:t xml:space="preserve">.</w:t>
+      </w:r>
+    </w:p>
+    <w:bookmarkEnd w:id="78"/>
+    <w:bookmarkStart w:id="79" w:name="exact-finite-horizon-mean-and-variance"/>
+    <w:p>
+      <w:pPr>
+        <w:pStyle w:val="Heading2"/>
+      </w:pPr>
+      <w:r>
+        <w:t xml:space="preserve">Exact finite-horizon mean and variance</w:t>
+      </w:r>
+    </w:p>
+    <w:p>
+      <w:pPr>
+        <w:pStyle w:val="FirstParagraph"/>
+      </w:pPr>
+      <w:r>
+        <w:t xml:space="preserve">Because the stationary marginal is the same for every</w:t>
+      </w:r>
+      <w:r>
+        <w:t xml:space="preserve"> </w:t>
+      </w:r>
+      <m:oMath>
+        <m:r>
+          <m:t>ρ</m:t>
+        </m:r>
+      </m:oMath>
+      <w:r>
+        <w:t xml:space="preserve">,</w:t>
+      </w:r>
+    </w:p>
+    <w:p>
+      <w:pPr>
+        <w:pStyle w:val="BodyText"/>
+      </w:pPr>
+      <m:oMathPara>
+        <m:oMathParaPr>
+          <m:jc m:val="center"/>
+        </m:oMathParaPr>
+        <m:oMath>
+          <m:borderBox>
+            <m:e>
+              <m:r>
+                <m:t>E</m:t>
+              </m:r>
+              <m:d>
+                <m:dPr>
+                  <m:begChr m:val="["/>
+                  <m:sepChr m:val=""/>
+                  <m:endChr m:val="]"/>
+                  <m:grow/>
+                </m:dPr>
+                <m:e>
+                  <m:r>
+                    <m:rPr>
+                      <m:sty m:val="p"/>
+                    </m:rPr>
+                    <m:t>log</m:t>
+                  </m:r>
+                  <m:d>
+                    <m:dPr>
+                      <m:begChr m:val="("/>
+                      <m:sepChr m:val=""/>
+                      <m:endChr m:val=")"/>
+                      <m:grow/>
+                    </m:dPr>
+                    <m:e>
+                      <m:f>
+                        <m:fPr>
+                          <m:type m:val="bar"/>
+                        </m:fPr>
+                        <m:num>
+                          <m:sSub>
+                            <m:e>
+                              <m:r>
+                                <m:t>A</m:t>
+                              </m:r>
+                            </m:e>
+                            <m:sub>
+                              <m:r>
+                                <m:t>N</m:t>
+                              </m:r>
+                            </m:sub>
+                          </m:sSub>
+                        </m:num>
+                        <m:den>
+                          <m:sSub>
+                            <m:e>
+                              <m:r>
+                                <m:t>A</m:t>
+                              </m:r>
+                            </m:e>
+                            <m:sub>
+                              <m:sSub>
+                                <m:e>
+                                  <m:r>
+                                    <m:t>n</m:t>
+                                  </m:r>
+                                </m:e>
+                                <m:sub>
+                                  <m:r>
+                                    <m:t>0</m:t>
+                                  </m:r>
+                                </m:sub>
+                              </m:sSub>
+                            </m:sub>
+                          </m:sSub>
+                        </m:den>
+                      </m:f>
+                    </m:e>
+                  </m:d>
+                </m:e>
+              </m:d>
+              <m:r>
+                <m:rPr>
+                  <m:sty m:val="p"/>
+                </m:rPr>
+                <m:t>=</m:t>
+              </m:r>
+              <m:sSub>
+                <m:e>
+                  <m:r>
+                    <m:t>M</m:t>
+                  </m:r>
+                </m:e>
+                <m:sub>
+                  <m:r>
+                    <m:t>N</m:t>
+                  </m:r>
+                </m:sub>
+              </m:sSub>
+            </m:e>
+          </m:borderBox>
+        </m:oMath>
+      </m:oMathPara>
+    </w:p>
+    <w:p>
+      <w:pPr>
+        <w:pStyle w:val="FirstParagraph"/>
+      </w:pPr>
+      <w:r>
+        <w:t xml:space="preserve">does not depend on persistence.</w:t>
+      </w:r>
+    </w:p>
+    <w:p>
+      <w:pPr>
+        <w:pStyle w:val="BodyText"/>
+      </w:pPr>
+      <w:r>
+        <w:t xml:space="preserve">The exact variance is</w:t>
+      </w:r>
+    </w:p>
+    <w:p>
+      <w:pPr>
+        <w:pStyle w:val="BodyText"/>
+      </w:pPr>
+      <m:oMathPara>
+        <m:oMathParaPr>
+          <m:jc m:val="center"/>
+        </m:oMathParaPr>
+        <m:oMath>
+          <m:borderBox>
+            <m:e>
+              <m:r>
+                <m:rPr>
+                  <m:sty m:val="p"/>
+                </m:rPr>
+                <m:t>Var</m:t>
+              </m:r>
+              <m:d>
+                <m:dPr>
+                  <m:begChr m:val="["/>
+                  <m:sepChr m:val=""/>
+                  <m:endChr m:val="]"/>
+                  <m:grow/>
+                </m:dPr>
+                <m:e>
+                  <m:r>
+                    <m:rPr>
+                      <m:sty m:val="p"/>
+                    </m:rPr>
+                    <m:t>log</m:t>
+                  </m:r>
+                  <m:d>
+                    <m:dPr>
+                      <m:begChr m:val="("/>
+                      <m:sepChr m:val=""/>
+                      <m:endChr m:val=")"/>
+                      <m:grow/>
+                    </m:dPr>
+                    <m:e>
+                      <m:f>
+                        <m:fPr>
+                          <m:type m:val="bar"/>
+                        </m:fPr>
+                        <m:num>
+                          <m:sSub>
+                            <m:e>
+                              <m:r>
+                                <m:t>A</m:t>
+                              </m:r>
+                            </m:e>
+                            <m:sub>
+                              <m:r>
+                                <m:t>N</m:t>
+                              </m:r>
+                            </m:sub>
+                          </m:sSub>
+                        </m:num>
+                        <m:den>
+                          <m:sSub>
+                            <m:e>
+                              <m:r>
+                                <m:t>A</m:t>
+                              </m:r>
+                            </m:e>
+                            <m:sub>
+                              <m:sSub>
+                                <m:e>
+                                  <m:r>
+                                    <m:t>n</m:t>
+                                  </m:r>
+                                </m:e>
+                                <m:sub>
+                                  <m:r>
+                                    <m:t>0</m:t>
+                                  </m:r>
+                                </m:sub>
+                              </m:sSub>
+                            </m:sub>
+                          </m:sSub>
+                        </m:den>
+                      </m:f>
+                    </m:e>
+                  </m:d>
+                </m:e>
+              </m:d>
+              <m:r>
+                <m:rPr>
+                  <m:sty m:val="p"/>
+                </m:rPr>
+                <m:t>=</m:t>
+              </m:r>
+              <m:sSup>
+                <m:e>
+                  <m:r>
+                    <m:t>p</m:t>
+                  </m:r>
+                </m:e>
+                <m:sup>
+                  <m:r>
+                    <m:rPr>
+                      <m:sty m:val="p"/>
+                    </m:rPr>
+                    <m:t>*</m:t>
+                  </m:r>
+                </m:sup>
+              </m:sSup>
+              <m:r>
+                <m:rPr>
+                  <m:sty m:val="p"/>
+                </m:rPr>
+                <m:t>(</m:t>
+              </m:r>
+              <m:r>
+                <m:t>1</m:t>
+              </m:r>
+              <m:r>
+                <m:rPr>
+                  <m:sty m:val="p"/>
+                </m:rPr>
+                <m:t>−</m:t>
+              </m:r>
+              <m:sSup>
+                <m:e>
+                  <m:r>
+                    <m:t>p</m:t>
+                  </m:r>
+                </m:e>
+                <m:sup>
+                  <m:r>
+                    <m:rPr>
+                      <m:sty m:val="p"/>
+                    </m:rPr>
+                    <m:t>*</m:t>
+                  </m:r>
+                </m:sup>
+              </m:sSup>
+              <m:r>
+                <m:rPr>
+                  <m:sty m:val="p"/>
+                </m:rPr>
+                <m:t>)</m:t>
+              </m:r>
+              <m:d>
+                <m:dPr>
+                  <m:begChr m:val="["/>
+                  <m:sepChr m:val=""/>
+                  <m:endChr m:val="]"/>
+                  <m:grow/>
+                </m:dPr>
+                <m:e>
+                  <m:nary>
+                    <m:naryPr>
+                      <m:chr m:val="∑"/>
+                      <m:limLoc m:val="undOvr"/>
+                      <m:subHide m:val="off"/>
+                      <m:supHide m:val="on"/>
+                    </m:naryPr>
+                    <m:sub>
+                      <m:r>
+                        <m:t>n</m:t>
+                      </m:r>
+                    </m:sub>
+                    <m:sup>
+                      <m:r>
+                        <m:t>​</m:t>
+                      </m:r>
+                    </m:sup>
+                    <m:e>
+                      <m:sSubSup>
+                        <m:e>
+                          <m:r>
+                            <m:t>δ</m:t>
+                          </m:r>
+                        </m:e>
+                        <m:sub>
+                          <m:r>
+                            <m:t>n</m:t>
+                          </m:r>
+                        </m:sub>
+                        <m:sup>
+                          <m:r>
+                            <m:t>2</m:t>
+                          </m:r>
+                        </m:sup>
+                      </m:sSubSup>
+                    </m:e>
+                  </m:nary>
+                  <m:r>
+                    <m:rPr>
+                      <m:sty m:val="p"/>
+                    </m:rPr>
+                    <m:t>+</m:t>
+                  </m:r>
+                  <m:r>
+                    <m:t>2</m:t>
+                  </m:r>
+                  <m:nary>
+                    <m:naryPr>
+                      <m:chr m:val="∑"/>
+                      <m:limLoc m:val="undOvr"/>
+                      <m:subHide m:val="off"/>
+                      <m:supHide m:val="on"/>
+                    </m:naryPr>
+                    <m:sub>
+                      <m:r>
+                        <m:t>i</m:t>
+                      </m:r>
+                      <m:r>
+                        <m:rPr>
+                          <m:sty m:val="p"/>
+                        </m:rPr>
+                        <m:t>&lt;</m:t>
+                      </m:r>
+                      <m:r>
+                        <m:t>j</m:t>
+                      </m:r>
+                    </m:sub>
+                    <m:sup>
+                      <m:r>
+                        <m:t>​</m:t>
+                      </m:r>
+                    </m:sup>
+                    <m:e>
+                      <m:sSub>
+                        <m:e>
+                          <m:r>
+                            <m:t>δ</m:t>
+                          </m:r>
+                        </m:e>
+                        <m:sub>
+                          <m:r>
+                            <m:t>i</m:t>
+                          </m:r>
+                        </m:sub>
+                      </m:sSub>
+                    </m:e>
+                  </m:nary>
+                  <m:sSub>
+                    <m:e>
+                      <m:r>
+                        <m:t>δ</m:t>
+                      </m:r>
+                    </m:e>
+                    <m:sub>
+                      <m:r>
+                        <m:t>j</m:t>
+                      </m:r>
+                    </m:sub>
+                  </m:sSub>
+                  <m:sSup>
+                    <m:e>
+                      <m:r>
+                        <m:t>ρ</m:t>
+                      </m:r>
+                    </m:e>
+                    <m:sup>
+                      <m:r>
+                        <m:t>j</m:t>
+                      </m:r>
+                      <m:r>
+                        <m:rPr>
+                          <m:sty m:val="p"/>
+                        </m:rPr>
+                        <m:t>−</m:t>
+                      </m:r>
+                      <m:r>
+                        <m:t>i</m:t>
+                      </m:r>
+                    </m:sup>
+                  </m:sSup>
+                </m:e>
+              </m:d>
+              <m:r>
+                <m:rPr>
+                  <m:sty m:val="p"/>
+                </m:rPr>
+                <m:t>.</m:t>
+              </m:r>
+            </m:e>
+          </m:borderBox>
+        </m:oMath>
+      </m:oMathPara>
+    </w:p>
+    <w:p>
+      <w:pPr>
+        <w:pStyle w:val="FirstParagraph"/>
+      </w:pPr>
+      <w:r>
+        <w:t xml:space="preserve">For</w:t>
+      </w:r>
+      <w:r>
+        <w:t xml:space="preserve"> </w:t>
+      </w:r>
+      <m:oMath>
+        <m:r>
+          <m:t>ρ</m:t>
+        </m:r>
+        <m:r>
+          <m:rPr>
+            <m:sty m:val="p"/>
+          </m:rPr>
+          <m:t>≥</m:t>
+        </m:r>
+        <m:r>
+          <m:t>0</m:t>
+        </m:r>
+      </m:oMath>
+      <w:r>
+        <w:t xml:space="preserve">, the</w:t>
+      </w:r>
+      <w:r>
+        <w:t xml:space="preserve"> </w:t>
+      </w:r>
+      <m:oMath>
+        <m:sSub>
+          <m:e>
+            <m:r>
+              <m:t>δ</m:t>
+            </m:r>
+          </m:e>
+          <m:sub>
+            <m:r>
+              <m:t>n</m:t>
+            </m:r>
+          </m:sub>
+        </m:sSub>
+      </m:oMath>
+      <w:r>
+        <w:t xml:space="preserve"> </w:t>
+      </w:r>
+      <w:r>
+        <w:t xml:space="preserve">are positive in the present two-direction setup, so stronger positive persistence increases the variance term by term.</w:t>
+      </w:r>
+    </w:p>
+    <w:p>
+      <w:pPr>
+        <w:pStyle w:val="BodyText"/>
+      </w:pPr>
+      <w:r>
+        <w:t xml:space="preserve">As</w:t>
+      </w:r>
+      <w:r>
+        <w:t xml:space="preserve"> </w:t>
+      </w:r>
+      <m:oMath>
+        <m:r>
+          <m:t>N</m:t>
+        </m:r>
+        <m:r>
+          <m:rPr>
+            <m:sty m:val="p"/>
+          </m:rPr>
+          <m:t>→</m:t>
+        </m:r>
+        <m:r>
+          <m:rPr>
+            <m:sty m:val="p"/>
+          </m:rPr>
+          <m:t>∞</m:t>
+        </m:r>
+      </m:oMath>
+      <w:r>
+        <w:t xml:space="preserve">, the variance converges because</w:t>
+      </w:r>
+      <w:r>
+        <w:t xml:space="preserve"> </w:t>
+      </w:r>
+      <m:oMath>
+        <m:sSub>
+          <m:e>
+            <m:r>
+              <m:t>δ</m:t>
+            </m:r>
+          </m:e>
+          <m:sub>
+            <m:r>
+              <m:t>n</m:t>
+            </m:r>
+          </m:sub>
+        </m:sSub>
+        <m:r>
+          <m:rPr>
+            <m:sty m:val="p"/>
+          </m:rPr>
+          <m:t>=</m:t>
+        </m:r>
+        <m:r>
+          <m:t>O</m:t>
+        </m:r>
+        <m:r>
+          <m:rPr>
+            <m:sty m:val="p"/>
+          </m:rPr>
+          <m:t>(</m:t>
+        </m:r>
+        <m:r>
+          <m:t>1</m:t>
+        </m:r>
+        <m:r>
+          <m:rPr>
+            <m:sty m:val="p"/>
+          </m:rPr>
+          <m:t>/</m:t>
+        </m:r>
+        <m:r>
+          <m:t>n</m:t>
+        </m:r>
+        <m:r>
+          <m:rPr>
+            <m:sty m:val="p"/>
+          </m:rPr>
+          <m:t>)</m:t>
+        </m:r>
+      </m:oMath>
+      <w:r>
+        <w:t xml:space="preserve"> </w:t>
+      </w:r>
+      <w:r>
+        <w:t xml:space="preserve">and</w:t>
+      </w:r>
+      <w:r>
+        <w:t xml:space="preserve"> </w:t>
+      </w:r>
+      <m:oMath>
+        <m:r>
+          <m:rPr>
+            <m:sty m:val="p"/>
+          </m:rPr>
+          <m:t>|</m:t>
+        </m:r>
+        <m:r>
+          <m:t>ρ</m:t>
+        </m:r>
+        <m:r>
+          <m:rPr>
+            <m:sty m:val="p"/>
+          </m:rPr>
+          <m:t>|</m:t>
+        </m:r>
+        <m:r>
+          <m:rPr>
+            <m:sty m:val="p"/>
+          </m:rPr>
+          <m:t>&lt;</m:t>
+        </m:r>
+        <m:r>
+          <m:t>1</m:t>
+        </m:r>
+      </m:oMath>
+      <w:r>
+        <w:t xml:space="preserve">.</w:t>
+      </w:r>
+    </w:p>
+    <w:p>
+      <w:pPr>
+        <w:pStyle w:val="BodyText"/>
+      </w:pPr>
+      <w:r>
+        <w:t xml:space="preserve">This gives a direct interpretation of dependence at the neutral boundary:</w:t>
       </w:r>
     </w:p>
     <w:p>
@@ -33802,6 +37306,1239 @@
         </w:numPr>
       </w:pPr>
       <w:r>
+        <w:t xml:space="preserve">the stationary marginal determines neutrality;</w:t>
+      </w:r>
+    </w:p>
+    <w:p>
+      <w:pPr>
+        <w:pStyle w:val="Compact"/>
+        <w:numPr>
+          <w:ilvl w:val="0"/>
+          <w:numId w:val="1007"/>
+        </w:numPr>
+      </w:pPr>
+      <w:r>
+        <w:t xml:space="preserve">persistence does not change the mean first-order drift;</w:t>
+      </w:r>
+    </w:p>
+    <w:p>
+      <w:pPr>
+        <w:pStyle w:val="Compact"/>
+        <w:numPr>
+          <w:ilvl w:val="0"/>
+          <w:numId w:val="1007"/>
+        </w:numPr>
+      </w:pPr>
+      <w:r>
+        <w:t xml:space="preserve">persistence changes uncertainty in the limiting structural scale.</w:t>
+      </w:r>
+    </w:p>
+    <w:bookmarkEnd w:id="79"/>
+    <w:bookmarkStart w:id="80" w:name="numerical-verification-2"/>
+    <w:p>
+      <w:pPr>
+        <w:pStyle w:val="Heading2"/>
+      </w:pPr>
+      <w:r>
+        <w:t xml:space="preserve">Numerical verification</w:t>
+      </w:r>
+    </w:p>
+    <w:p>
+      <w:pPr>
+        <w:pStyle w:val="FirstParagraph"/>
+      </w:pPr>
+      <w:r>
+        <w:t xml:space="preserve">For the canonical</w:t>
+      </w:r>
+      <w:r>
+        <w:t xml:space="preserve"> </w:t>
+      </w:r>
+      <m:oMath>
+        <m:r>
+          <m:t>G</m:t>
+        </m:r>
+        <m:r>
+          <m:rPr>
+            <m:sty m:val="p"/>
+          </m:rPr>
+          <m:t>=</m:t>
+        </m:r>
+        <m:r>
+          <m:t>3</m:t>
+        </m:r>
+        <m:r>
+          <m:rPr>
+            <m:sty m:val="p"/>
+          </m:rPr>
+          <m:t>,</m:t>
+        </m:r>
+        <m:r>
+          <m:t>τ</m:t>
+        </m:r>
+        <m:r>
+          <m:rPr>
+            <m:sty m:val="p"/>
+          </m:rPr>
+          <m:t>=</m:t>
+        </m:r>
+        <m:r>
+          <m:t>0.80</m:t>
+        </m:r>
+      </m:oMath>
+      <w:r>
+        <w:t xml:space="preserve"> </w:t>
+      </w:r>
+      <w:r>
+        <w:t xml:space="preserve">example, use the symmetric support</w:t>
+      </w:r>
+    </w:p>
+    <w:p>
+      <w:pPr>
+        <w:pStyle w:val="BodyText"/>
+      </w:pPr>
+      <m:oMathPara>
+        <m:oMathParaPr>
+          <m:jc m:val="center"/>
+        </m:oMathParaPr>
+        <m:oMath>
+          <m:r>
+            <m:rPr>
+              <m:sty m:val="p"/>
+            </m:rPr>
+            <m:t>{</m:t>
+          </m:r>
+          <m:r>
+            <m:rPr>
+              <m:sty m:val="p"/>
+            </m:rPr>
+            <m:t>−</m:t>
+          </m:r>
+          <m:r>
+            <m:t>0.5</m:t>
+          </m:r>
+          <m:r>
+            <m:rPr>
+              <m:sty m:val="p"/>
+            </m:rPr>
+            <m:t>,</m:t>
+          </m:r>
+          <m:r>
+            <m:rPr>
+              <m:sty m:val="p"/>
+            </m:rPr>
+            <m:t>+</m:t>
+          </m:r>
+          <m:r>
+            <m:t>0.5</m:t>
+          </m:r>
+          <m:r>
+            <m:rPr>
+              <m:sty m:val="p"/>
+            </m:rPr>
+            <m:t>}</m:t>
+          </m:r>
+        </m:oMath>
+      </m:oMathPara>
+    </w:p>
+    <w:p>
+      <w:pPr>
+        <w:pStyle w:val="FirstParagraph"/>
+      </w:pPr>
+      <w:r>
+        <w:t xml:space="preserve">with the H8/H10 neutral stationary weight</w:t>
+      </w:r>
+      <w:r>
+        <w:t xml:space="preserve"> </w:t>
+      </w:r>
+      <m:oMath>
+        <m:sSup>
+          <m:e>
+            <m:r>
+              <m:t>p</m:t>
+            </m:r>
+          </m:e>
+          <m:sup>
+            <m:r>
+              <m:rPr>
+                <m:sty m:val="p"/>
+              </m:rPr>
+              <m:t>*</m:t>
+            </m:r>
+          </m:sup>
+        </m:sSup>
+      </m:oMath>
+      <w:r>
+        <w:t xml:space="preserve">. The exact recurrence was propagated for 5,000 steps with 800 realizations at each persistence value.</w:t>
+      </w:r>
+    </w:p>
+    <w:tbl>
+      <w:tblPr>
+        <w:tblStyle w:val="Table"/>
+        <w:tblW w:type="pct" w:w="5000"/>
+        <w:tblLayout w:type="fixed"/>
+        <w:tblLook w:firstRow="1" w:lastRow="0" w:firstColumn="0" w:lastColumn="0" w:noHBand="0" w:noVBand="0" w:val="0020"/>
+      </w:tblPr>
+      <w:tblGrid>
+        <w:gridCol w:w="178"/>
+        <w:gridCol w:w="927"/>
+        <w:gridCol w:w="535"/>
+        <w:gridCol w:w="606"/>
+        <w:gridCol w:w="963"/>
+        <w:gridCol w:w="891"/>
+        <w:gridCol w:w="891"/>
+        <w:gridCol w:w="820"/>
+        <w:gridCol w:w="749"/>
+        <w:gridCol w:w="677"/>
+        <w:gridCol w:w="677"/>
+      </w:tblGrid>
+      <w:tr>
+        <w:trPr>
+          <w:tblHeader w:val="on"/>
+        </w:trPr>
+        <w:tc>
+          <w:tcPr/>
+          <w:p>
+            <w:pPr>
+              <w:pStyle w:val="Compact"/>
+              <w:jc w:val="right"/>
+            </w:pPr>
+            <w:r>
+              <w:t xml:space="preserve">rho</w:t>
+            </w:r>
+          </w:p>
+        </w:tc>
+        <w:tc>
+          <w:tcPr/>
+          <w:p>
+            <w:pPr>
+              <w:pStyle w:val="Compact"/>
+              <w:jc w:val="right"/>
+            </w:pPr>
+            <w:r>
+              <w:t xml:space="preserve">stationary_positive_share</w:t>
+            </w:r>
+          </w:p>
+        </w:tc>
+        <w:tc>
+          <w:tcPr/>
+          <w:p>
+            <w:pPr>
+              <w:pStyle w:val="Compact"/>
+              <w:jc w:val="right"/>
+            </w:pPr>
+            <w:r>
+              <w:t xml:space="preserve">mean_alignment</w:t>
+            </w:r>
+          </w:p>
+        </w:tc>
+        <w:tc>
+          <w:tcPr/>
+          <w:p>
+            <w:pPr>
+              <w:pStyle w:val="Compact"/>
+              <w:jc w:val="right"/>
+            </w:pPr>
+            <w:r>
+              <w:t xml:space="preserve">asymptotic_drift</w:t>
+            </w:r>
+          </w:p>
+        </w:tc>
+        <w:tc>
+          <w:tcPr/>
+          <w:p>
+            <w:pPr>
+              <w:pStyle w:val="Compact"/>
+              <w:jc w:val="right"/>
+            </w:pPr>
+            <w:r>
+              <w:t xml:space="preserve">theoretical_mean_log_ratio</w:t>
+            </w:r>
+          </w:p>
+        </w:tc>
+        <w:tc>
+          <w:tcPr/>
+          <w:p>
+            <w:pPr>
+              <w:pStyle w:val="Compact"/>
+              <w:jc w:val="right"/>
+            </w:pPr>
+            <w:r>
+              <w:t xml:space="preserve">empirical_mean_log_ratio</w:t>
+            </w:r>
+          </w:p>
+        </w:tc>
+        <w:tc>
+          <w:tcPr/>
+          <w:p>
+            <w:pPr>
+              <w:pStyle w:val="Compact"/>
+              <w:jc w:val="right"/>
+            </w:pPr>
+            <w:r>
+              <w:t xml:space="preserve">theoretical_sd_log_ratio</w:t>
+            </w:r>
+          </w:p>
+        </w:tc>
+        <w:tc>
+          <w:tcPr/>
+          <w:p>
+            <w:pPr>
+              <w:pStyle w:val="Compact"/>
+              <w:jc w:val="right"/>
+            </w:pPr>
+            <w:r>
+              <w:t xml:space="preserve">empirical_sd_log_ratio</w:t>
+            </w:r>
+          </w:p>
+        </w:tc>
+        <w:tc>
+          <w:tcPr/>
+          <w:p>
+            <w:pPr>
+              <w:pStyle w:val="Compact"/>
+              <w:jc w:val="right"/>
+            </w:pPr>
+            <w:r>
+              <w:t xml:space="preserve">median_final_A_ratio</w:t>
+            </w:r>
+          </w:p>
+        </w:tc>
+        <w:tc>
+          <w:tcPr/>
+          <w:p>
+            <w:pPr>
+              <w:pStyle w:val="Compact"/>
+              <w:jc w:val="right"/>
+            </w:pPr>
+            <w:r>
+              <w:t xml:space="preserve">q025_final_A_ratio</w:t>
+            </w:r>
+          </w:p>
+        </w:tc>
+        <w:tc>
+          <w:tcPr/>
+          <w:p>
+            <w:pPr>
+              <w:pStyle w:val="Compact"/>
+              <w:jc w:val="right"/>
+            </w:pPr>
+            <w:r>
+              <w:t xml:space="preserve">q975_final_A_ratio</w:t>
+            </w:r>
+          </w:p>
+        </w:tc>
+      </w:tr>
+      <w:tr>
+        <w:tc>
+          <w:tcPr/>
+          <w:p>
+            <w:pPr>
+              <w:pStyle w:val="Compact"/>
+              <w:jc w:val="right"/>
+            </w:pPr>
+            <w:r>
+              <w:t xml:space="preserve">-0.5</w:t>
+            </w:r>
+          </w:p>
+        </w:tc>
+        <w:tc>
+          <w:tcPr/>
+          <w:p>
+            <w:pPr>
+              <w:pStyle w:val="Compact"/>
+              <w:jc w:val="right"/>
+            </w:pPr>
+            <w:r>
+              <w:t xml:space="preserve">0.353615</w:t>
+            </w:r>
+          </w:p>
+        </w:tc>
+        <w:tc>
+          <w:tcPr/>
+          <w:p>
+            <w:pPr>
+              <w:pStyle w:val="Compact"/>
+              <w:jc w:val="right"/>
+            </w:pPr>
+            <w:r>
+              <w:t xml:space="preserve">-0.146385</w:t>
+            </w:r>
+          </w:p>
+        </w:tc>
+        <w:tc>
+          <w:tcPr/>
+          <w:p>
+            <w:pPr>
+              <w:pStyle w:val="Compact"/>
+              <w:jc w:val="right"/>
+            </w:pPr>
+            <w:r>
+              <w:t xml:space="preserve">0</w:t>
+            </w:r>
+          </w:p>
+        </w:tc>
+        <w:tc>
+          <w:tcPr/>
+          <w:p>
+            <w:pPr>
+              <w:pStyle w:val="Compact"/>
+              <w:jc w:val="right"/>
+            </w:pPr>
+            <w:r>
+              <w:t xml:space="preserve">0.02288</w:t>
+            </w:r>
+          </w:p>
+        </w:tc>
+        <w:tc>
+          <w:tcPr/>
+          <w:p>
+            <w:pPr>
+              <w:pStyle w:val="Compact"/>
+              <w:jc w:val="right"/>
+            </w:pPr>
+            <w:r>
+              <w:t xml:space="preserve">0.020388</w:t>
+            </w:r>
+          </w:p>
+        </w:tc>
+        <w:tc>
+          <w:tcPr/>
+          <w:p>
+            <w:pPr>
+              <w:pStyle w:val="Compact"/>
+              <w:jc w:val="right"/>
+            </w:pPr>
+            <w:r>
+              <w:t xml:space="preserve">0.195911</w:t>
+            </w:r>
+          </w:p>
+        </w:tc>
+        <w:tc>
+          <w:tcPr/>
+          <w:p>
+            <w:pPr>
+              <w:pStyle w:val="Compact"/>
+              <w:jc w:val="right"/>
+            </w:pPr>
+            <w:r>
+              <w:t xml:space="preserve">0.188246</w:t>
+            </w:r>
+          </w:p>
+        </w:tc>
+        <w:tc>
+          <w:tcPr/>
+          <w:p>
+            <w:pPr>
+              <w:pStyle w:val="Compact"/>
+              <w:jc w:val="right"/>
+            </w:pPr>
+            <w:r>
+              <w:t xml:space="preserve">1.029694</w:t>
+            </w:r>
+          </w:p>
+        </w:tc>
+        <w:tc>
+          <w:tcPr/>
+          <w:p>
+            <w:pPr>
+              <w:pStyle w:val="Compact"/>
+              <w:jc w:val="right"/>
+            </w:pPr>
+            <w:r>
+              <w:t xml:space="preserve">0.719198</w:t>
+            </w:r>
+          </w:p>
+        </w:tc>
+        <w:tc>
+          <w:tcPr/>
+          <w:p>
+            <w:pPr>
+              <w:pStyle w:val="Compact"/>
+              <w:jc w:val="right"/>
+            </w:pPr>
+            <w:r>
+              <w:t xml:space="preserve">1.433479</w:t>
+            </w:r>
+          </w:p>
+        </w:tc>
+      </w:tr>
+      <w:tr>
+        <w:tc>
+          <w:tcPr/>
+          <w:p>
+            <w:pPr>
+              <w:pStyle w:val="Compact"/>
+              <w:jc w:val="right"/>
+            </w:pPr>
+            <w:r>
+              <w:t xml:space="preserve">0.0</w:t>
+            </w:r>
+          </w:p>
+        </w:tc>
+        <w:tc>
+          <w:tcPr/>
+          <w:p>
+            <w:pPr>
+              <w:pStyle w:val="Compact"/>
+              <w:jc w:val="right"/>
+            </w:pPr>
+            <w:r>
+              <w:t xml:space="preserve">0.353615</w:t>
+            </w:r>
+          </w:p>
+        </w:tc>
+        <w:tc>
+          <w:tcPr/>
+          <w:p>
+            <w:pPr>
+              <w:pStyle w:val="Compact"/>
+              <w:jc w:val="right"/>
+            </w:pPr>
+            <w:r>
+              <w:t xml:space="preserve">-0.146385</w:t>
+            </w:r>
+          </w:p>
+        </w:tc>
+        <w:tc>
+          <w:tcPr/>
+          <w:p>
+            <w:pPr>
+              <w:pStyle w:val="Compact"/>
+              <w:jc w:val="right"/>
+            </w:pPr>
+            <w:r>
+              <w:t xml:space="preserve">0</w:t>
+            </w:r>
+          </w:p>
+        </w:tc>
+        <w:tc>
+          <w:tcPr/>
+          <w:p>
+            <w:pPr>
+              <w:pStyle w:val="Compact"/>
+              <w:jc w:val="right"/>
+            </w:pPr>
+            <w:r>
+              <w:t xml:space="preserve">0.02288</w:t>
+            </w:r>
+          </w:p>
+        </w:tc>
+        <w:tc>
+          <w:tcPr/>
+          <w:p>
+            <w:pPr>
+              <w:pStyle w:val="Compact"/>
+              <w:jc w:val="right"/>
+            </w:pPr>
+            <w:r>
+              <w:t xml:space="preserve">0.003424</w:t>
+            </w:r>
+          </w:p>
+        </w:tc>
+        <w:tc>
+          <w:tcPr/>
+          <w:p>
+            <w:pPr>
+              <w:pStyle w:val="Compact"/>
+              <w:jc w:val="right"/>
+            </w:pPr>
+            <w:r>
+              <w:t xml:space="preserve">0.314862</w:t>
+            </w:r>
+          </w:p>
+        </w:tc>
+        <w:tc>
+          <w:tcPr/>
+          <w:p>
+            <w:pPr>
+              <w:pStyle w:val="Compact"/>
+              <w:jc w:val="right"/>
+            </w:pPr>
+            <w:r>
+              <w:t xml:space="preserve">0.321638</w:t>
+            </w:r>
+          </w:p>
+        </w:tc>
+        <w:tc>
+          <w:tcPr/>
+          <w:p>
+            <w:pPr>
+              <w:pStyle w:val="Compact"/>
+              <w:jc w:val="right"/>
+            </w:pPr>
+            <w:r>
+              <w:t xml:space="preserve">0.999419</w:t>
+            </w:r>
+          </w:p>
+        </w:tc>
+        <w:tc>
+          <w:tcPr/>
+          <w:p>
+            <w:pPr>
+              <w:pStyle w:val="Compact"/>
+              <w:jc w:val="right"/>
+            </w:pPr>
+            <w:r>
+              <w:t xml:space="preserve">0.567456</w:t>
+            </w:r>
+          </w:p>
+        </w:tc>
+        <w:tc>
+          <w:tcPr/>
+          <w:p>
+            <w:pPr>
+              <w:pStyle w:val="Compact"/>
+              <w:jc w:val="right"/>
+            </w:pPr>
+            <w:r>
+              <w:t xml:space="preserve">1.917602</w:t>
+            </w:r>
+          </w:p>
+        </w:tc>
+      </w:tr>
+      <w:tr>
+        <w:tc>
+          <w:tcPr/>
+          <w:p>
+            <w:pPr>
+              <w:pStyle w:val="Compact"/>
+              <w:jc w:val="right"/>
+            </w:pPr>
+            <w:r>
+              <w:t xml:space="preserve">0.5</w:t>
+            </w:r>
+          </w:p>
+        </w:tc>
+        <w:tc>
+          <w:tcPr/>
+          <w:p>
+            <w:pPr>
+              <w:pStyle w:val="Compact"/>
+              <w:jc w:val="right"/>
+            </w:pPr>
+            <w:r>
+              <w:t xml:space="preserve">0.353615</w:t>
+            </w:r>
+          </w:p>
+        </w:tc>
+        <w:tc>
+          <w:tcPr/>
+          <w:p>
+            <w:pPr>
+              <w:pStyle w:val="Compact"/>
+              <w:jc w:val="right"/>
+            </w:pPr>
+            <w:r>
+              <w:t xml:space="preserve">-0.146385</w:t>
+            </w:r>
+          </w:p>
+        </w:tc>
+        <w:tc>
+          <w:tcPr/>
+          <w:p>
+            <w:pPr>
+              <w:pStyle w:val="Compact"/>
+              <w:jc w:val="right"/>
+            </w:pPr>
+            <w:r>
+              <w:t xml:space="preserve">0</w:t>
+            </w:r>
+          </w:p>
+        </w:tc>
+        <w:tc>
+          <w:tcPr/>
+          <w:p>
+            <w:pPr>
+              <w:pStyle w:val="Compact"/>
+              <w:jc w:val="right"/>
+            </w:pPr>
+            <w:r>
+              <w:t xml:space="preserve">0.02288</w:t>
+            </w:r>
+          </w:p>
+        </w:tc>
+        <w:tc>
+          <w:tcPr/>
+          <w:p>
+            <w:pPr>
+              <w:pStyle w:val="Compact"/>
+              <w:jc w:val="right"/>
+            </w:pPr>
+            <w:r>
+              <w:t xml:space="preserve">0.050160</w:t>
+            </w:r>
+          </w:p>
+        </w:tc>
+        <w:tc>
+          <w:tcPr/>
+          <w:p>
+            <w:pPr>
+              <w:pStyle w:val="Compact"/>
+              <w:jc w:val="right"/>
+            </w:pPr>
+            <w:r>
+              <w:t xml:space="preserve">0.511364</w:t>
+            </w:r>
+          </w:p>
+        </w:tc>
+        <w:tc>
+          <w:tcPr/>
+          <w:p>
+            <w:pPr>
+              <w:pStyle w:val="Compact"/>
+              <w:jc w:val="right"/>
+            </w:pPr>
+            <w:r>
+              <w:t xml:space="preserve">0.515941</w:t>
+            </w:r>
+          </w:p>
+        </w:tc>
+        <w:tc>
+          <w:tcPr/>
+          <w:p>
+            <w:pPr>
+              <w:pStyle w:val="Compact"/>
+              <w:jc w:val="right"/>
+            </w:pPr>
+            <w:r>
+              <w:t xml:space="preserve">1.020664</w:t>
+            </w:r>
+          </w:p>
+        </w:tc>
+        <w:tc>
+          <w:tcPr/>
+          <w:p>
+            <w:pPr>
+              <w:pStyle w:val="Compact"/>
+              <w:jc w:val="right"/>
+            </w:pPr>
+            <w:r>
+              <w:t xml:space="preserve">0.428783</w:t>
+            </w:r>
+          </w:p>
+        </w:tc>
+        <w:tc>
+          <w:tcPr/>
+          <w:p>
+            <w:pPr>
+              <w:pStyle w:val="Compact"/>
+              <w:jc w:val="right"/>
+            </w:pPr>
+            <w:r>
+              <w:t xml:space="preserve">3.060607</w:t>
+            </w:r>
+          </w:p>
+        </w:tc>
+      </w:tr>
+      <w:tr>
+        <w:tc>
+          <w:tcPr/>
+          <w:p>
+            <w:pPr>
+              <w:pStyle w:val="Compact"/>
+              <w:jc w:val="right"/>
+            </w:pPr>
+            <w:r>
+              <w:t xml:space="preserve">0.8</w:t>
+            </w:r>
+          </w:p>
+        </w:tc>
+        <w:tc>
+          <w:tcPr/>
+          <w:p>
+            <w:pPr>
+              <w:pStyle w:val="Compact"/>
+              <w:jc w:val="right"/>
+            </w:pPr>
+            <w:r>
+              <w:t xml:space="preserve">0.353615</w:t>
+            </w:r>
+          </w:p>
+        </w:tc>
+        <w:tc>
+          <w:tcPr/>
+          <w:p>
+            <w:pPr>
+              <w:pStyle w:val="Compact"/>
+              <w:jc w:val="right"/>
+            </w:pPr>
+            <w:r>
+              <w:t xml:space="preserve">-0.146385</w:t>
+            </w:r>
+          </w:p>
+        </w:tc>
+        <w:tc>
+          <w:tcPr/>
+          <w:p>
+            <w:pPr>
+              <w:pStyle w:val="Compact"/>
+              <w:jc w:val="right"/>
+            </w:pPr>
+            <w:r>
+              <w:t xml:space="preserve">0</w:t>
+            </w:r>
+          </w:p>
+        </w:tc>
+        <w:tc>
+          <w:tcPr/>
+          <w:p>
+            <w:pPr>
+              <w:pStyle w:val="Compact"/>
+              <w:jc w:val="right"/>
+            </w:pPr>
+            <w:r>
+              <w:t xml:space="preserve">0.02288</w:t>
+            </w:r>
+          </w:p>
+        </w:tc>
+        <w:tc>
+          <w:tcPr/>
+          <w:p>
+            <w:pPr>
+              <w:pStyle w:val="Compact"/>
+              <w:jc w:val="right"/>
+            </w:pPr>
+            <w:r>
+              <w:t xml:space="preserve">0.043128</w:t>
+            </w:r>
+          </w:p>
+        </w:tc>
+        <w:tc>
+          <w:tcPr/>
+          <w:p>
+            <w:pPr>
+              <w:pStyle w:val="Compact"/>
+              <w:jc w:val="right"/>
+            </w:pPr>
+            <w:r>
+              <w:t xml:space="preserve">0.804160</w:t>
+            </w:r>
+          </w:p>
+        </w:tc>
+        <w:tc>
+          <w:tcPr/>
+          <w:p>
+            <w:pPr>
+              <w:pStyle w:val="Compact"/>
+              <w:jc w:val="right"/>
+            </w:pPr>
+            <w:r>
+              <w:t xml:space="preserve">0.840928</w:t>
+            </w:r>
+          </w:p>
+        </w:tc>
+        <w:tc>
+          <w:tcPr/>
+          <w:p>
+            <w:pPr>
+              <w:pStyle w:val="Compact"/>
+              <w:jc w:val="right"/>
+            </w:pPr>
+            <w:r>
+              <w:t xml:space="preserve">0.969783</w:t>
+            </w:r>
+          </w:p>
+        </w:tc>
+        <w:tc>
+          <w:tcPr/>
+          <w:p>
+            <w:pPr>
+              <w:pStyle w:val="Compact"/>
+              <w:jc w:val="right"/>
+            </w:pPr>
+            <w:r>
+              <w:t xml:space="preserve">0.275594</w:t>
+            </w:r>
+          </w:p>
+        </w:tc>
+        <w:tc>
+          <w:tcPr/>
+          <w:p>
+            <w:pPr>
+              <w:pStyle w:val="Compact"/>
+              <w:jc w:val="right"/>
+            </w:pPr>
+            <w:r>
+              <w:t xml:space="preserve">5.569061</w:t>
+            </w:r>
+          </w:p>
+        </w:tc>
+      </w:tr>
+    </w:tbl>
+    <w:p>
+      <w:pPr>
+        <w:pStyle w:val="BodyText"/>
+      </w:pPr>
+      <w:r>
+        <w:t xml:space="preserve">The theoretical mean log ratio is identical across persistence values because the stationary marginal is fixed. The theoretical and empirical standard deviations agree closely across the four persistence settings. The largest absolute discrepancy is approximately</w:t>
+      </w:r>
+      <w:r>
+        <w:t xml:space="preserve"> </w:t>
+      </w:r>
+      <m:oMath>
+        <m:r>
+          <m:t>0.0368</m:t>
+        </m:r>
+      </m:oMath>
+      <w:r>
+        <w:t xml:space="preserve">, or about</w:t>
+      </w:r>
+      <w:r>
+        <w:t xml:space="preserve"> </w:t>
+      </w:r>
+      <m:oMath>
+        <m:r>
+          <m:t>4.6</m:t>
+        </m:r>
+        <m:r>
+          <m:rPr>
+            <m:sty m:val="p"/>
+          </m:rPr>
+          <m:t>%</m:t>
+        </m:r>
+      </m:oMath>
+      <w:r>
+        <w:t xml:space="preserve"> </w:t>
+      </w:r>
+      <w:r>
+        <w:t xml:space="preserve">of the corresponding theoretical standard deviation. The empirical mean log ratios also remain compatible with the common theoretical mean given Monte Carlo variability.</w:t>
+      </w:r>
+    </w:p>
+    <w:p>
+      <w:pPr>
+        <w:pStyle w:val="BodyText"/>
+      </w:pPr>
+      <w:r>
+        <w:t xml:space="preserve">The dependence effect is substantial. As persistence increases, the theoretical standard deviation of the final log-</w:t>
+      </w:r>
+      <m:oMath>
+        <m:r>
+          <m:t>A</m:t>
+        </m:r>
+      </m:oMath>
+      <w:r>
+        <w:t xml:space="preserve"> </w:t>
+      </w:r>
+      <w:r>
+        <w:t xml:space="preserve">ratio rises from approximately</w:t>
+      </w:r>
+      <w:r>
+        <w:t xml:space="preserve"> </w:t>
+      </w:r>
+      <m:oMath>
+        <m:r>
+          <m:t>0.196</m:t>
+        </m:r>
+      </m:oMath>
+      <w:r>
+        <w:t xml:space="preserve"> </w:t>
+      </w:r>
+      <w:r>
+        <w:t xml:space="preserve">at</w:t>
+      </w:r>
+      <w:r>
+        <w:t xml:space="preserve"> </w:t>
+      </w:r>
+      <m:oMath>
+        <m:r>
+          <m:t>ρ</m:t>
+        </m:r>
+        <m:r>
+          <m:rPr>
+            <m:sty m:val="p"/>
+          </m:rPr>
+          <m:t>=</m:t>
+        </m:r>
+        <m:r>
+          <m:rPr>
+            <m:sty m:val="p"/>
+          </m:rPr>
+          <m:t>−</m:t>
+        </m:r>
+        <m:r>
+          <m:t>0.5</m:t>
+        </m:r>
+      </m:oMath>
+      <w:r>
+        <w:t xml:space="preserve"> </w:t>
+      </w:r>
+      <w:r>
+        <w:t xml:space="preserve">to approximately</w:t>
+      </w:r>
+      <w:r>
+        <w:t xml:space="preserve"> </w:t>
+      </w:r>
+      <m:oMath>
+        <m:r>
+          <m:t>0.804</m:t>
+        </m:r>
+      </m:oMath>
+      <w:r>
+        <w:t xml:space="preserve"> </w:t>
+      </w:r>
+      <w:r>
+        <w:t xml:space="preserve">at</w:t>
+      </w:r>
+      <w:r>
+        <w:t xml:space="preserve"> </w:t>
+      </w:r>
+      <m:oMath>
+        <m:r>
+          <m:t>ρ</m:t>
+        </m:r>
+        <m:r>
+          <m:rPr>
+            <m:sty m:val="p"/>
+          </m:rPr>
+          <m:t>=</m:t>
+        </m:r>
+        <m:r>
+          <m:t>0.8</m:t>
+        </m:r>
+      </m:oMath>
+      <w:r>
+        <w:t xml:space="preserve">. The simulated 95% range of the final</w:t>
+      </w:r>
+      <w:r>
+        <w:t xml:space="preserve"> </w:t>
+      </w:r>
+      <m:oMath>
+        <m:r>
+          <m:t>A</m:t>
+        </m:r>
+      </m:oMath>
+      <w:r>
+        <w:t xml:space="preserve"> </w:t>
+      </w:r>
+      <w:r>
+        <w:t xml:space="preserve">ratio correspondingly widens from roughly</w:t>
+      </w:r>
+      <w:r>
+        <w:t xml:space="preserve"> </w:t>
+      </w:r>
+      <m:oMath>
+        <m:r>
+          <m:t>0.72</m:t>
+        </m:r>
+      </m:oMath>
+      <w:r>
+        <w:t xml:space="preserve">–</w:t>
+      </w:r>
+      <m:oMath>
+        <m:r>
+          <m:t>1.43</m:t>
+        </m:r>
+      </m:oMath>
+      <w:r>
+        <w:t xml:space="preserve"> </w:t>
+      </w:r>
+      <w:r>
+        <w:t xml:space="preserve">to</w:t>
+      </w:r>
+      <w:r>
+        <w:t xml:space="preserve"> </w:t>
+      </w:r>
+      <m:oMath>
+        <m:r>
+          <m:t>0.28</m:t>
+        </m:r>
+      </m:oMath>
+      <w:r>
+        <w:t xml:space="preserve">–</w:t>
+      </w:r>
+      <m:oMath>
+        <m:r>
+          <m:t>5.57</m:t>
+        </m:r>
+      </m:oMath>
+      <w:r>
+        <w:t xml:space="preserve">.</w:t>
+      </w:r>
+    </w:p>
+    <w:p>
+      <w:pPr>
+        <w:pStyle w:val="BodyText"/>
+      </w:pPr>
+      <w:r>
+        <w:t xml:space="preserve">These results verify the exact finite-horizon moment calculation and the substantive H12 claim: fixing the neutral marginal drift does not fix the distribution of long-run structural scale.</w:t>
+      </w:r>
+    </w:p>
+    <w:bookmarkEnd w:id="80"/>
+    <w:bookmarkStart w:id="81" w:name="manuscript-interpretation"/>
+    <w:p>
+      <w:pPr>
+        <w:pStyle w:val="Heading2"/>
+      </w:pPr>
+      <w:r>
+        <w:t xml:space="preserve">Manuscript interpretation</w:t>
+      </w:r>
+    </w:p>
+    <w:p>
+      <w:pPr>
+        <w:pStyle w:val="FirstParagraph"/>
+      </w:pPr>
+      <w:r>
+        <w:t xml:space="preserve">H12 provides a natural endpoint for the stochastic theory in the first ICC manuscript.</w:t>
+      </w:r>
+    </w:p>
+    <w:p>
+      <w:pPr>
+        <w:pStyle w:val="BodyText"/>
+      </w:pPr>
+      <w:r>
+        <w:t xml:space="preserve">The central stochastic message is now:</w:t>
+      </w:r>
+    </w:p>
+    <w:p>
+      <w:pPr>
+        <w:pStyle w:val="BodyText"/>
+      </w:pPr>
+      <m:oMathPara>
+        <m:oMathParaPr>
+          <m:jc m:val="center"/>
+        </m:oMathParaPr>
+        <m:oMath>
+          <m:r>
+            <m:rPr>
+              <m:nor/>
+              <m:sty m:val="p"/>
+            </m:rPr>
+            <m:t>marginal nonlinear drift</m:t>
+          </m:r>
+          <m:r>
+            <m:t> </m:t>
+          </m:r>
+          <m:r>
+            <m:rPr>
+              <m:sty m:val="p"/>
+            </m:rPr>
+            <m:t>⇒</m:t>
+          </m:r>
+          <m:r>
+            <m:t> </m:t>
+          </m:r>
+          <m:r>
+            <m:rPr>
+              <m:nor/>
+              <m:sty m:val="p"/>
+            </m:rPr>
+            <m:t>long-run regime</m:t>
+          </m:r>
+          <m:r>
+            <m:rPr>
+              <m:sty m:val="p"/>
+            </m:rPr>
+            <m:t>,</m:t>
+          </m:r>
+        </m:oMath>
+      </m:oMathPara>
+    </w:p>
+    <w:p>
+      <w:pPr>
+        <w:pStyle w:val="FirstParagraph"/>
+      </w:pPr>
+      <w:r>
+        <w:t xml:space="preserve">whereas</w:t>
+      </w:r>
+    </w:p>
+    <w:p>
+      <w:pPr>
+        <w:pStyle w:val="BodyText"/>
+      </w:pPr>
+      <m:oMathPara>
+        <m:oMathParaPr>
+          <m:jc m:val="center"/>
+        </m:oMathParaPr>
+        <m:oMath>
+          <m:r>
+            <m:rPr>
+              <m:nor/>
+              <m:sty m:val="p"/>
+            </m:rPr>
+            <m:t>dependence</m:t>
+          </m:r>
+          <m:r>
+            <m:t> </m:t>
+          </m:r>
+          <m:r>
+            <m:rPr>
+              <m:sty m:val="p"/>
+            </m:rPr>
+            <m:t>⇒</m:t>
+          </m:r>
+          <m:r>
+            <m:t> </m:t>
+          </m:r>
+          <m:r>
+            <m:rPr>
+              <m:nor/>
+              <m:sty m:val="p"/>
+            </m:rPr>
+            <m:t>uncertainty in the limiting scale</m:t>
+          </m:r>
+          <m:r>
+            <m:rPr>
+              <m:sty m:val="p"/>
+            </m:rPr>
+            <m:t>.</m:t>
+          </m:r>
+        </m:oMath>
+      </m:oMathPara>
+    </w:p>
+    <w:p>
+      <w:pPr>
+        <w:pStyle w:val="FirstParagraph"/>
+      </w:pPr>
+      <w:r>
+        <w:t xml:space="preserve">At the neutral boundary, two processes can have the same ICC threshold, the same alignment support, the same stationary alignment distribution, and the same zero Gotham drift, yet produce very different distributions of long-run group geometry solely because of temporal dependence.</w:t>
+      </w:r>
+    </w:p>
+    <w:p>
+      <w:pPr>
+        <w:pStyle w:val="BodyText"/>
+      </w:pPr>
+      <w:r>
+        <w:rPr>
+          <w:b/>
+          <w:bCs/>
+        </w:rPr>
+        <w:t xml:space="preserve">Status:</w:t>
+      </w:r>
+      <w:r>
+        <w:t xml:space="preserve"> </w:t>
+      </w:r>
+      <w:r>
+        <w:t xml:space="preserve">H12 is derived and numerically verified for stationary irreducible two-state Markov alignment under the current centered balanced ICC formulation. The exact finite-horizon mean and variance formulas agree with the recurrence simulations. This completes the planned theory expansion for Manuscript 1; no additional stochastic process should be added unless manuscript drafting exposes a specific logical gap.</w:t>
+      </w:r>
+    </w:p>
+    <w:bookmarkEnd w:id="81"/>
+    <w:bookmarkEnd w:id="82"/>
+    <w:bookmarkStart w:id="83" w:name="additional-plot-features-worth-following"/>
+    <w:p>
+      <w:pPr>
+        <w:pStyle w:val="Heading1"/>
+      </w:pPr>
+      <w:r>
+        <w:t xml:space="preserve">Additional Plot Features Worth Following</w:t>
+      </w:r>
+    </w:p>
+    <w:p>
+      <w:pPr>
+        <w:pStyle w:val="FirstParagraph"/>
+      </w:pPr>
+      <w:r>
+        <w:t xml:space="preserve">The current plots suggest several secondary questions:</w:t>
+      </w:r>
+    </w:p>
+    <w:p>
+      <w:pPr>
+        <w:pStyle w:val="Compact"/>
+        <w:numPr>
+          <w:ilvl w:val="0"/>
+          <w:numId w:val="1008"/>
+        </w:numPr>
+      </w:pPr>
+      <w:r>
         <w:rPr>
           <w:b/>
           <w:bCs/>
@@ -33820,7 +38557,7 @@
         <w:pStyle w:val="Compact"/>
         <w:numPr>
           <w:ilvl w:val="0"/>
-          <w:numId w:val="1007"/>
+          <w:numId w:val="1008"/>
         </w:numPr>
       </w:pPr>
       <w:r>
@@ -33842,7 +38579,7 @@
         <w:pStyle w:val="Compact"/>
         <w:numPr>
           <w:ilvl w:val="0"/>
-          <w:numId w:val="1007"/>
+          <w:numId w:val="1008"/>
         </w:numPr>
       </w:pPr>
       <w:r>
@@ -33864,7 +38601,7 @@
         <w:pStyle w:val="Compact"/>
         <w:numPr>
           <w:ilvl w:val="0"/>
-          <w:numId w:val="1007"/>
+          <w:numId w:val="1008"/>
         </w:numPr>
       </w:pPr>
       <w:r>
@@ -33916,8 +38653,8 @@
         <w:t xml:space="preserve">These are observations from the current canonical example, not general results.</w:t>
       </w:r>
     </w:p>
-    <w:bookmarkEnd w:id="76"/>
-    <w:bookmarkStart w:id="77" w:name="recommended-investigation-order"/>
+    <w:bookmarkEnd w:id="83"/>
+    <w:bookmarkStart w:id="84" w:name="recommended-investigation-order"/>
     <w:p>
       <w:pPr>
         <w:pStyle w:val="Heading1"/>
@@ -33931,7 +38668,7 @@
         <w:pStyle w:val="Compact"/>
         <w:numPr>
           <w:ilvl w:val="0"/>
-          <w:numId w:val="1008"/>
+          <w:numId w:val="1009"/>
         </w:numPr>
       </w:pPr>
       <w:r>
@@ -33953,7 +38690,7 @@
         <w:pStyle w:val="Compact"/>
         <w:numPr>
           <w:ilvl w:val="0"/>
-          <w:numId w:val="1008"/>
+          <w:numId w:val="1009"/>
         </w:numPr>
       </w:pPr>
       <w:r>
@@ -33975,7 +38712,7 @@
         <w:pStyle w:val="Compact"/>
         <w:numPr>
           <w:ilvl w:val="0"/>
-          <w:numId w:val="1008"/>
+          <w:numId w:val="1009"/>
         </w:numPr>
       </w:pPr>
       <w:r>
@@ -33997,7 +38734,7 @@
         <w:pStyle w:val="Compact"/>
         <w:numPr>
           <w:ilvl w:val="0"/>
-          <w:numId w:val="1008"/>
+          <w:numId w:val="1009"/>
         </w:numPr>
       </w:pPr>
       <w:r>
@@ -34054,7 +38791,7 @@
         <w:pStyle w:val="Compact"/>
         <w:numPr>
           <w:ilvl w:val="0"/>
-          <w:numId w:val="1008"/>
+          <w:numId w:val="1009"/>
         </w:numPr>
       </w:pPr>
       <w:r>
@@ -34087,7 +38824,7 @@
         <w:pStyle w:val="Compact"/>
         <w:numPr>
           <w:ilvl w:val="0"/>
-          <w:numId w:val="1008"/>
+          <w:numId w:val="1009"/>
         </w:numPr>
       </w:pPr>
       <w:r>
@@ -34109,7 +38846,7 @@
         <w:pStyle w:val="Compact"/>
         <w:numPr>
           <w:ilvl w:val="0"/>
-          <w:numId w:val="1008"/>
+          <w:numId w:val="1009"/>
         </w:numPr>
       </w:pPr>
       <w:r>
@@ -34131,7 +38868,7 @@
         <w:pStyle w:val="Compact"/>
         <w:numPr>
           <w:ilvl w:val="0"/>
-          <w:numId w:val="1008"/>
+          <w:numId w:val="1009"/>
         </w:numPr>
       </w:pPr>
       <w:r>
@@ -34139,13 +38876,13 @@
           <w:b/>
           <w:bCs/>
         </w:rPr>
-        <w:t xml:space="preserve">H10 added:</w:t>
+        <w:t xml:space="preserve">H10 complete:</w:t>
       </w:r>
       <w:r>
         <w:t xml:space="preserve"> </w:t>
       </w:r>
       <w:r>
-        <w:t xml:space="preserve">derive and test IID stochastic alignment; classify long-run behavior by</w:t>
+        <w:t xml:space="preserve">IID stochastic alignment is classified by</w:t>
       </w:r>
       <w:r>
         <w:t xml:space="preserve"> </w:t>
@@ -34220,7 +38957,7 @@
         <w:pStyle w:val="Compact"/>
         <w:numPr>
           <w:ilvl w:val="0"/>
-          <w:numId w:val="1008"/>
+          <w:numId w:val="1009"/>
         </w:numPr>
       </w:pPr>
       <w:r>
@@ -34228,13 +38965,13 @@
           <w:b/>
           <w:bCs/>
         </w:rPr>
-        <w:t xml:space="preserve">H11 added:</w:t>
+        <w:t xml:space="preserve">H11 complete:</w:t>
       </w:r>
       <w:r>
         <w:t xml:space="preserve"> </w:t>
       </w:r>
       <w:r>
-        <w:t xml:space="preserve">introduce stationary dependence and isolate its effect on first-order drift versus finite-sample fluctuations.</w:t>
+        <w:t xml:space="preserve">stationary dependence preserves the first-order exponent while changing finite-sample fluctuations.</w:t>
       </w:r>
     </w:p>
     <w:p>
@@ -34242,11 +38979,43 @@
         <w:pStyle w:val="Compact"/>
         <w:numPr>
           <w:ilvl w:val="0"/>
-          <w:numId w:val="1008"/>
+          <w:numId w:val="1009"/>
         </w:numPr>
       </w:pPr>
       <w:r>
-        <w:t xml:space="preserve">After verifying H10/H11 numerically, decide whether to deepen the stochastic theory at the neutral boundary or broaden the structural criterion beyond ICC.</w:t>
+        <w:rPr>
+          <w:b/>
+          <w:bCs/>
+        </w:rPr>
+        <w:t xml:space="preserve">H12 complete:</w:t>
+      </w:r>
+      <w:r>
+        <w:t xml:space="preserve"> </w:t>
+      </w:r>
+      <w:r>
+        <w:t xml:space="preserve">neutral two-state Markov convergence and the exact persistence-dependent variance formula are derived and numerically verified.</w:t>
+      </w:r>
+    </w:p>
+    <w:p>
+      <w:pPr>
+        <w:pStyle w:val="Compact"/>
+        <w:numPr>
+          <w:ilvl w:val="0"/>
+          <w:numId w:val="1009"/>
+        </w:numPr>
+      </w:pPr>
+      <w:r>
+        <w:rPr>
+          <w:b/>
+          <w:bCs/>
+        </w:rPr>
+        <w:t xml:space="preserve">Theory freeze for Manuscript 1:</w:t>
+      </w:r>
+      <w:r>
+        <w:t xml:space="preserve"> </w:t>
+      </w:r>
+      <w:r>
+        <w:t xml:space="preserve">consolidate H1-H12 into a small theorem/lemma hierarchy, build the five planned figures/tables, review the relevant literature, and begin manuscript drafting. Add no new theory unless a specific gap emerges during writing.</w:t>
       </w:r>
     </w:p>
     <w:p>
@@ -34257,7 +39026,7 @@
         <w:t xml:space="preserve">The deterministic centered threshold-hugging model is now largely reducible to exact low-dimensional recurrences and control rules. Future simulation should target questions not already settled analytically.</w:t>
       </w:r>
     </w:p>
-    <w:bookmarkEnd w:id="77"/>
+    <w:bookmarkEnd w:id="84"/>
     <w:sectPr>
       <w:footnotePr>
         <w:numRestart w:val="eachSect"/>
@@ -34635,6 +39404,9 @@
     <w:abstractNumId w:val="991"/>
   </w:num>
   <w:num w:numId="1008">
+    <w:abstractNumId w:val="991"/>
+  </w:num>
+  <w:num w:numId="1009">
     <w:abstractNumId w:val="99411"/>
     <w:lvlOverride w:ilvl="0">
       <w:startOverride w:val="1"/>
